--- a/Kim12-1-5-Hucre-Potansiyelini-Etkileyen-Faktorler.docx
+++ b/Kim12-1-5-Hucre-Potansiyelini-Etkileyen-Faktorler.docx
@@ -6205,7 +6205,7 @@
           <w:rFonts w:ascii="Times New Roman" w:hAnsi="Times New Roman" w:cs="Times New Roman"/>
           <w:lang w:val="tr-TR"/>
         </w:rPr>
-        <w:t xml:space="preserve"> 13, 7, 14 ve 15 numaralı denemelerde sıcaklık 15 °C’den 65 °C’ye yükseltildiğinde çinko-bakır hücresinin potansiyelinin 1,044 V’tan 1,029 V’a düştüğünü gördünüz. Bu hücrede gerçekleşen tepkime ekzotermiktir. Le Chatelier ilkesine göre ekzotermik bir tepkimede sıcaklığın artırılması dengeyi tepkenler yönüne kaydırır ve ileri yöndeki eğilimi azaltır. Bu nedenle sıcaklık arttıkça hücre potansiyeli azalmıştır. Sıcaklığın potansiyele etkisi, derişim ve elektrot cinsinin etkisine göre genellikle daha küçüktür.</w:t>
+        <w:t xml:space="preserve"> 13, 7, 14 ve 15 numaralı denemelerde sıcaklık 15 °C’den 65 °C’ye yükseltildiğinde çinko-bakır hücresinin potansiyelinin 1,044 V’tan 1,029 V’a düştüğünü gördünüz. Bu hücrede gerçekleşen tepkime ekzotermiktir. Le Chatelier ilkesine göre ekzotermik bir tepkimede sıcaklığın artırılması dengeyi tepkenler yönüne kaydırır ve ileri yöndeki eğilimi azaltır. Bu nedenle sıcaklık arttıkça hücre potansiyeli azalmıştır. Ancak bu açıklama incelediğiniz çinko-bakır hücresi için geçerlidir. Her ekzotermik hücrede sıcaklık artışı potansiyeli aynı ölçüde azaltmaz; potansiyelin sıcaklıkla nasıl değiştiği hücreden hücreye farklılık gösterebilir ve ileri düzeyde termodinamik kavramlarla açıklanır. Sıcaklığın potansiyele etkisi, derişim ve elektrot cinsinin etkisine göre genellikle daha küçüktür.</w:t>
       </w:r>
     </w:p>
     <w:p>
@@ -6959,7 +6959,7 @@
           <w:rFonts w:ascii="Times New Roman" w:hAnsi="Times New Roman" w:cs="Times New Roman"/>
           <w:lang w:val="tr-TR"/>
         </w:rPr>
-        <w:t xml:space="preserve">Lityum iyon piller cep telefonlarından elektrikli araçlara, insansız hava araçlarından askerî haberleşme cihazlarına kadar pek çok alanda kullanılmaktadır. Bu nedenle pil teknolojisi, ülkelerin enerji ve savunma alanlarında dışa bağımlılığını azaltmak için stratejik öneme sahiptir. Türkiye’de savunma sanayisine uzun yıllardır pil ve batarya üreten ASPİLSAN Enerji, Kayseri’de kurduğu tesiste silindirik lityum iyon pil hücrelerinin üretimine başlamıştır (Görsel B). Yerli hücre üretimi; savunma sanayisi, elektrikli araçlar ve enerji depolama sistemleri gibi alanlarda ihtiyaç duyulan pillerin yurt içinde üretilmesine katkı sağlamaktadır. Ülkemizin bor gibi zengin maden kaynaklarının ve yetişmiş insan gücünün yeni nesil pil teknolojilerinde değerlendirilmesi, Türkiye’nin kalkınmasına ve bağımsızlığını güçlendirmesine destek olacaktır.</w:t>
+        <w:t xml:space="preserve">Lityum iyon piller cep telefonlarından elektrikli araçlara, insansız hava araçlarından askerî haberleşme cihazlarına kadar pek çok alanda kullanılmaktadır. Bu nedenle pil teknolojisi, ülkelerin enerji ve savunma alanlarında dışa bağımlılığını azaltmak için stratejik öneme sahiptir. Türkiye’de savunma sanayisine uzun yıllardır pil ve batarya üreten ASPİLSAN Enerji, Kayseri’de kurduğu ve Türkiye’nin ilk lityum iyon pil hücresi üretim tesisi olan fabrikada 2022 yılında silindirik lityum iyon pil hücrelerinin seri üretimine başlamıştır (Görsel B). Yerli hücre üretimi; savunma sanayisi, elektrikli araçlar ve enerji depolama sistemleri gibi alanlarda ihtiyaç duyulan pillerin yurt içinde üretilmesine katkı sağlamaktadır. Ülkemizin bor gibi zengin maden kaynaklarının ve yetişmiş insan gücünün yeni nesil pil teknolojilerinde değerlendirilmesi, Türkiye’nin kalkınmasına ve bağımsızlığını güçlendirmesine destek olacaktır.</w:t>
       </w:r>
     </w:p>
     <w:tbl>

--- a/Kim12-1-5-Hucre-Potansiyelini-Etkileyen-Faktorler.docx
+++ b/Kim12-1-5-Hucre-Potansiyelini-Etkileyen-Faktorler.docx
@@ -1783,7 +1783,7 @@
           <w:rFonts w:ascii="Times New Roman" w:hAnsi="Times New Roman" w:cs="Times New Roman"/>
           <w:lang w:val="tr-TR"/>
         </w:rPr>
-        <w:t xml:space="preserve">Belirlediğiniz bağımsız değişkenlerin hücre potansiyeline etkisini sınamak için grubunuzla denemeler planlayınız. Görev paylaşımı yaparak bir iş planı hazırlayınız; ölçümlerinizi ve gözlemlerinizi düzenli bir şekilde kaydediniz. Aşağıdaki önerilerden yararlanabilir ya da kendi düzeneğinizi tasarlayabilirsiniz. Laboratuvar imkânınız yoksa karekoddaki etkileşimli deneyi ya da Tablo A’daki hazır veri setini kullanabilirsiniz.</w:t>
+        <w:t xml:space="preserve">Belirlediğiniz bağımsız değişkenlerin hücre potansiyeline etkisini sınamak için grubunuzla denemeler planlayınız. Görev paylaşımı yaparak bir iş planı hazırlayınız; ölçümlerinizi ve gözlemlerinizi düzenli bir şekilde kaydediniz. Aşağıdaki önerilerden yararlanabilir ya da kendi düzeneğinizi tasarlayabilirsiniz. Laboratuvar imkânınız yoksa karekoddaki etkileşimli deneyi ya da aşağıda tablo hâlinde verilen hazır veri setini kullanabilirsiniz.</w:t>
       </w:r>
     </w:p>
     <w:tbl>
@@ -2134,31 +2134,6 @@
         </w:rPr>
       </w:pPr>
     </w:p>
-    <w:p>
-      <w:pPr>
-        <w:jc w:val="center"/>
-        <w:rPr>
-          <w:rFonts w:ascii="Times New Roman" w:hAnsi="Times New Roman" w:cs="Times New Roman"/>
-          <w:lang w:val="tr-TR"/>
-        </w:rPr>
-      </w:pPr>
-      <w:r>
-        <w:rPr>
-          <w:rFonts w:ascii="Times New Roman" w:hAnsi="Times New Roman" w:cs="Times New Roman"/>
-          <w:b/>
-          <w:bCs/>
-          <w:lang w:val="tr-TR"/>
-        </w:rPr>
-        <w:t xml:space="preserve">Tablo A:</w:t>
-      </w:r>
-      <w:r>
-        <w:rPr>
-          <w:rFonts w:ascii="Times New Roman" w:hAnsi="Times New Roman" w:cs="Times New Roman"/>
-          <w:lang w:val="tr-TR"/>
-        </w:rPr>
-        <w:t xml:space="preserve"> Galvanik hücrelerle yapılan denemelerin sonuçları</w:t>
-      </w:r>
-    </w:p>
     <w:tbl>
       <w:tblPr>
         <w:tblW w:w="9000" w:type="dxa"/>
@@ -5229,7 +5204,7 @@
           <w:rFonts w:ascii="Times New Roman" w:hAnsi="Times New Roman" w:cs="Times New Roman"/>
           <w:lang w:val="tr-TR"/>
         </w:rPr>
-        <w:t xml:space="preserve"> derişiminin azalması tepkimenin ileri yönde gerçekleşme eğilimini nasıl etkiler? Le Chatelier ilkesini kullanarak birer önerme sununuz ve önermelerinizi Tablo A’daki verilerle destekleyiniz.</w:t>
+        <w:t xml:space="preserve"> derişiminin azalması tepkimenin ileri yönde gerçekleşme eğilimini nasıl etkiler? Le Chatelier ilkesini kullanarak birer önerme sununuz ve önermelerinizi yukarıdaki tablodaki verilerle destekleyiniz.</w:t>
       </w:r>
     </w:p>
     <w:p>
@@ -6959,7 +6934,7 @@
           <w:rFonts w:ascii="Times New Roman" w:hAnsi="Times New Roman" w:cs="Times New Roman"/>
           <w:lang w:val="tr-TR"/>
         </w:rPr>
-        <w:t xml:space="preserve">Lityum iyon piller cep telefonlarından elektrikli araçlara, insansız hava araçlarından askerî haberleşme cihazlarına kadar pek çok alanda kullanılmaktadır. Bu nedenle pil teknolojisi, ülkelerin enerji ve savunma alanlarında dışa bağımlılığını azaltmak için stratejik öneme sahiptir. Türkiye’de savunma sanayisine uzun yıllardır pil ve batarya üreten ASPİLSAN Enerji, Kayseri’de kurduğu ve Türkiye’nin ilk lityum iyon pil hücresi üretim tesisi olan fabrikada 2022 yılında silindirik lityum iyon pil hücrelerinin seri üretimine başlamıştır (Görsel B). Yerli hücre üretimi; savunma sanayisi, elektrikli araçlar ve enerji depolama sistemleri gibi alanlarda ihtiyaç duyulan pillerin yurt içinde üretilmesine katkı sağlamaktadır. Ülkemizin bor gibi zengin maden kaynaklarının ve yetişmiş insan gücünün yeni nesil pil teknolojilerinde değerlendirilmesi, Türkiye’nin kalkınmasına ve bağımsızlığını güçlendirmesine destek olacaktır.</w:t>
+        <w:t xml:space="preserve">Lityum iyon piller cep telefonlarından elektrikli araçlara, insansız hava araçlarından askerî haberleşme cihazlarına kadar pek çok alanda kullanılmaktadır. Bu nedenle pil teknolojisi, ülkelerin enerji ve savunma alanlarında dışa bağımlılığını azaltmak için stratejik öneme sahiptir. Türkiye’de savunma sanayisine uzun yıllardır pil ve batarya üreten ASPİLSAN Enerji, Kayseri’de kurduğu ve Türkiye’nin ilk lityum iyon pil hücresi üretim tesisi olan fabrikada 2022 yılında silindirik lityum iyon pil hücrelerinin seri üretimine başlamıştır (aşağıdaki görsel). Yerli hücre üretimi; savunma sanayisi, elektrikli araçlar ve enerji depolama sistemleri gibi alanlarda ihtiyaç duyulan pillerin yurt içinde üretilmesine katkı sağlamaktadır. Ülkemizin bor gibi zengin maden kaynaklarının ve yetişmiş insan gücünün yeni nesil pil teknolojilerinde değerlendirilmesi, Türkiye’nin kalkınmasına ve bağımsızlığını güçlendirmesine destek olacaktır.</w:t>
       </w:r>
     </w:p>
     <w:tbl>
@@ -7069,18 +7044,9 @@
       <w:r>
         <w:rPr>
           <w:rFonts w:ascii="Times New Roman" w:hAnsi="Times New Roman" w:cs="Times New Roman"/>
-          <w:b/>
-          <w:bCs/>
-          <w:lang w:val="tr-TR"/>
-        </w:rPr>
-        <w:t xml:space="preserve">Görsel B:</w:t>
-      </w:r>
-      <w:r>
-        <w:rPr>
-          <w:rFonts w:ascii="Times New Roman" w:hAnsi="Times New Roman" w:cs="Times New Roman"/>
-          <w:lang w:val="tr-TR"/>
-        </w:rPr>
-        <w:t xml:space="preserve"> Lityum iyon pil hücresi üretim hattı</w:t>
+          <w:lang w:val="tr-TR"/>
+        </w:rPr>
+        <w:t xml:space="preserve">Lityum iyon pil hücresi üretim hattı</w:t>
       </w:r>
     </w:p>
     <w:p>
@@ -8340,7 +8306,7 @@
           <w:highlight w:val="yellow"/>
           <w:lang w:val="tr-TR"/>
         </w:rPr>
-        <w:t xml:space="preserve">Tablo A’daki ve Grafik A’daki potansiyel değerleri, standart indirgenme potansiyelleri ve hücrenin sıcaklık katsayısı kullanılarak tarafımızca hesaplanmış öğretim amaçlı verilerdir. Derişim pilinde okunan yaklaşık 0,06 V değeri de aynı şekilde hesaplanmıştır.</w:t>
+        <w:t xml:space="preserve">Analiz ve Keşif Atölyesi 1.5.’teki veri tablosunda ve Grafik A’da yer alan potansiyel değerleri, standart indirgenme potansiyelleri ve hücrenin sıcaklık katsayısı kullanılarak tarafımızca hesaplanmış öğretim amaçlı verilerdir. Derişim pilinde okunan yaklaşık 0,06 V değeri de aynı şekilde hesaplanmıştır.</w:t>
       </w:r>
     </w:p>
     <w:sectPr>

--- a/Kim12-1-5-Hucre-Potansiyelini-Etkileyen-Faktorler.docx
+++ b/Kim12-1-5-Hucre-Potansiyelini-Etkileyen-Faktorler.docx
@@ -72,7 +72,7 @@
                 <w:rFonts w:ascii="Times New Roman" w:hAnsi="Times New Roman" w:cs="Times New Roman"/>
                 <w:lang w:val="tr-TR"/>
               </w:rPr>
-              <w:t xml:space="preserve">GÖRSEL ALANI</w:t>
+              <w:t xml:space="preserve">GÖRSEL ALANI (Shutterstock)</w:t>
             </w:r>
           </w:p>
           <w:p>
@@ -104,23 +104,7 @@
                 <w:rFonts w:ascii="Times New Roman" w:hAnsi="Times New Roman" w:cs="Times New Roman"/>
                 <w:lang w:val="tr-TR"/>
               </w:rPr>
-              <w:t xml:space="preserve">Shutterstock arama: “electric car charging snow winter”</w:t>
-            </w:r>
-          </w:p>
-          <w:p>
-            <w:pPr>
-              <w:jc w:val="both"/>
-              <w:rPr>
-                <w:rFonts w:ascii="Times New Roman" w:hAnsi="Times New Roman" w:cs="Times New Roman"/>
-                <w:lang w:val="tr-TR"/>
-              </w:rPr>
-            </w:pPr>
-            <w:r>
-              <w:rPr>
-                <w:rFonts w:ascii="Times New Roman" w:hAnsi="Times New Roman" w:cs="Times New Roman"/>
-                <w:lang w:val="tr-TR"/>
-              </w:rPr>
-              <w:t xml:space="preserve">Shutter ID: ……………</w:t>
+              <w:t xml:space="preserve">Shutter ID: 2729172997 (fotoğraf) — Electric car covered in snow charging</w:t>
             </w:r>
           </w:p>
         </w:tc>
@@ -6970,7 +6954,7 @@
                 <w:rFonts w:ascii="Times New Roman" w:hAnsi="Times New Roman" w:cs="Times New Roman"/>
                 <w:lang w:val="tr-TR"/>
               </w:rPr>
-              <w:t xml:space="preserve">GÖRSEL ALANI</w:t>
+              <w:t xml:space="preserve">GÖRSEL ALANI (Shutterstock)</w:t>
             </w:r>
           </w:p>
           <w:p>
@@ -7002,23 +6986,7 @@
                 <w:rFonts w:ascii="Times New Roman" w:hAnsi="Times New Roman" w:cs="Times New Roman"/>
                 <w:lang w:val="tr-TR"/>
               </w:rPr>
-              <w:t xml:space="preserve">Shutterstock arama: “lithium ion battery cell production line factory”</w:t>
-            </w:r>
-          </w:p>
-          <w:p>
-            <w:pPr>
-              <w:jc w:val="both"/>
-              <w:rPr>
-                <w:rFonts w:ascii="Times New Roman" w:hAnsi="Times New Roman" w:cs="Times New Roman"/>
-                <w:lang w:val="tr-TR"/>
-              </w:rPr>
-            </w:pPr>
-            <w:r>
-              <w:rPr>
-                <w:rFonts w:ascii="Times New Roman" w:hAnsi="Times New Roman" w:cs="Times New Roman"/>
-                <w:lang w:val="tr-TR"/>
-              </w:rPr>
-              <w:t xml:space="preserve">Shutter ID: ……………</w:t>
+              <w:t xml:space="preserve">Shutter ID: 2359911527 (fotoğraf) — EV battery production factory, battery cells close-up</w:t>
             </w:r>
           </w:p>
         </w:tc>

--- a/Kim12-1-5-Hucre-Potansiyelini-Etkileyen-Faktorler.docx
+++ b/Kim12-1-5-Hucre-Potansiyelini-Etkileyen-Faktorler.docx
@@ -405,7 +405,7 @@
           <w:rFonts w:ascii="Times New Roman" w:hAnsi="Times New Roman" w:cs="Times New Roman"/>
           <w:lang w:val="tr-TR"/>
         </w:rPr>
-        <w:t xml:space="preserve">Elektrikli araç bataryalarının ömrünü ve performansını etkileyebilecek faktörler hakkında grubunuzla beyin fırtınası yapınız. Fikirlerinizi çekinmeden ifade ediniz; her fikrin değerli olduğunu unutmadan arkadaşlarınızın önerilerini de not ediniz.</w:t>
+        <w:t xml:space="preserve">Elektrikli araç bataryalarının ömrünü ve performansını etkileyebilecek faktörler hakkında grubunuzla beyin fırtınası yapınız. Fikirlerinizi çekinmeden ifade ediniz; her fikrin değerli olduğunu unutmadan arkadaşlarınızın önerilerini de not ediniz. Batarya ömrünün uzatılmasının fosil yakıt tüketimini ve pil atıklarını azaltarak çevreye nasıl katkı sağlayabileceğini de tartışınız.</w:t>
       </w:r>
     </w:p>
     <w:p>
@@ -460,7 +460,7 @@
           <w:rFonts w:ascii="Times New Roman" w:hAnsi="Times New Roman" w:cs="Times New Roman"/>
           <w:lang w:val="tr-TR"/>
         </w:rPr>
-        <w:t xml:space="preserve">Önerdiğiniz faktörlerden bir galvanik hücrenin potansiyelini etkileyebileceğini düşündüklerinizi seçiniz. Laboratuvarda çinko-bakır hücresi kullanılarak incelenebilecek bir problem cümlesi yazınız.</w:t>
+        <w:t xml:space="preserve">Önerdiğiniz faktörlerden bir galvanik hücrenin potansiyelini etkileyebileceğini düşündüklerinizi seçiniz. Seçtiğiniz faktörleri ders kitabı, bilimsel ansiklopedi gibi güvenilir kaynaklardan araştırarak doğrulayınız; kaynaklarda karşılaştığınız farklı faktörleri listenize ekleyiniz. Laboratuvarda çinko-bakır hücresi kullanılarak incelenebilecek bir problem cümlesi yazınız.</w:t>
       </w:r>
     </w:p>
     <w:p>
@@ -5332,7 +5332,7 @@
           <w:rFonts w:ascii="Times New Roman" w:hAnsi="Times New Roman" w:cs="Times New Roman"/>
           <w:lang w:val="tr-TR"/>
         </w:rPr>
-        <w:t xml:space="preserve">Önermelerinizden birini seçerek elektrot yüzeylerinde ve çözeltilerde tanecik düzeyinde neler olduğunu açıklayan bir model çiziniz.</w:t>
+        <w:t xml:space="preserve">Önermelerinizden birini seçerek elektrot yüzeylerinde ve çözeltilerde tanecik düzeyinde neler olduğunu açıklayan bir model çiziniz. Önermelerinizi ve modelinizi güvenilir kaynaklardaki açıklamalarla karşılaştırınız.</w:t>
       </w:r>
     </w:p>
     <w:p>
@@ -5897,7 +5897,7 @@
           <w:rFonts w:ascii="Times New Roman" w:hAnsi="Times New Roman" w:cs="Times New Roman"/>
           <w:lang w:val="tr-TR"/>
         </w:rPr>
-        <w:t xml:space="preserve">Analiz ve Keşif Atölyesi 1.5.’te galvanik hücrelerin potansiyelinin elektrotların cinsine, elektrolit derişimine ve sıcaklığa bağlı olarak değiştiğini, elektrot yüzey alanının ise potansiyeli değiştirmediğini gözlemlediniz. Bu bulgular, hücrede gerçekleşen redoks tepkimesinin bir denge tepkimesi gibi davrandığı düşünülerek Le Chatelier ilkesi ile açıklanabilir.</w:t>
+        <w:t xml:space="preserve">Galvanik hücrelerin potansiyeli elektrotların cinsine, elektrolit derişimine ve sıcaklığa bağlıdır; elektrot yüzey alanı ise potansiyeli değiştirmez. Bu etkiler, hücrede gerçekleşen redoks tepkimesi bir denge tepkimesi gibi düşünülerek Le Chatelier ilkesiyle açıklanabilir.</w:t>
       </w:r>
     </w:p>
     <w:p>
@@ -5910,9 +5910,8 @@
       </w:pPr>
       <w:r>
         <w:rPr>
-          <w:rFonts w:ascii="Times New Roman" w:hAnsi="Times New Roman" w:cs="Times New Roman"/>
           <w:b/>
-          <w:bCs/>
+          <w:rFonts w:ascii="Times New Roman" w:hAnsi="Times New Roman" w:cs="Times New Roman"/>
           <w:lang w:val="tr-TR"/>
         </w:rPr>
         <w:t xml:space="preserve">Elektrotların cinsi:</w:t>
@@ -5922,7 +5921,67 @@
           <w:rFonts w:ascii="Times New Roman" w:hAnsi="Times New Roman" w:cs="Times New Roman"/>
           <w:lang w:val="tr-TR"/>
         </w:rPr>
-        <w:t xml:space="preserve"> Atölyedeki 1-5 numaralı denemelerde katot aynı kalırken anot olarak kullanılan metal değiştirildiğinde potansiyelin Mg &gt; Zn &gt; Fe &gt; Ni &gt; Pb sırasıyla azaldığını gördünüz. Bu sıra, metallerin aktiflik sırasıyla aynıdır. Anot olarak kullanılan metal ne kadar aktifse (standart indirgenme potansiyeli ne kadar küçükse) ve katottaki tür ne kadar kolay indirgeniyorsa iki yarı hücrenin E° değerleri arasındaki fark, dolayısıyla hücre potansiyeli o kadar büyük olur. Yüksek gerilimli pillerde anot olarak lityum gibi çok aktif metallerin tercih edilmesinin nedeni budur.</w:t>
+        <w:t xml:space="preserve"> Standart hücre potansiyeli, katot ve anot yarı tepkimelerinin E° değerleri arasındaki farka bağlıdır. Örneğin anot olarak standart nikel yarı hücresi kullanıldığında katot Pb</w:t>
+      </w:r>
+      <w:r>
+        <w:rPr>
+          <w:rFonts w:ascii="Times New Roman" w:hAnsi="Times New Roman" w:cs="Times New Roman"/>
+          <w:lang w:val="tr-TR"/>
+          <w:vertAlign w:val="superscript"/>
+        </w:rPr>
+        <w:t xml:space="preserve">2+</w:t>
+      </w:r>
+      <w:r>
+        <w:rPr>
+          <w:rFonts w:ascii="Times New Roman" w:hAnsi="Times New Roman" w:cs="Times New Roman"/>
+          <w:lang w:val="tr-TR"/>
+        </w:rPr>
+        <w:t xml:space="preserve">/Pb ise E°</w:t>
+      </w:r>
+      <w:r>
+        <w:rPr>
+          <w:rFonts w:ascii="Times New Roman" w:hAnsi="Times New Roman" w:cs="Times New Roman"/>
+          <w:lang w:val="tr-TR"/>
+          <w:vertAlign w:val="subscript"/>
+        </w:rPr>
+        <w:t xml:space="preserve">hücre</w:t>
+      </w:r>
+      <w:r>
+        <w:rPr>
+          <w:rFonts w:ascii="Times New Roman" w:hAnsi="Times New Roman" w:cs="Times New Roman"/>
+          <w:lang w:val="tr-TR"/>
+        </w:rPr>
+        <w:t xml:space="preserve"> = 0,12 V, Cu</w:t>
+      </w:r>
+      <w:r>
+        <w:rPr>
+          <w:rFonts w:ascii="Times New Roman" w:hAnsi="Times New Roman" w:cs="Times New Roman"/>
+          <w:lang w:val="tr-TR"/>
+          <w:vertAlign w:val="superscript"/>
+        </w:rPr>
+        <w:t xml:space="preserve">2+</w:t>
+      </w:r>
+      <w:r>
+        <w:rPr>
+          <w:rFonts w:ascii="Times New Roman" w:hAnsi="Times New Roman" w:cs="Times New Roman"/>
+          <w:lang w:val="tr-TR"/>
+        </w:rPr>
+        <w:t xml:space="preserve">/Cu ise 0,59 V, Ag</w:t>
+      </w:r>
+      <w:r>
+        <w:rPr>
+          <w:rFonts w:ascii="Times New Roman" w:hAnsi="Times New Roman" w:cs="Times New Roman"/>
+          <w:lang w:val="tr-TR"/>
+          <w:vertAlign w:val="superscript"/>
+        </w:rPr>
+        <w:t xml:space="preserve">+</w:t>
+      </w:r>
+      <w:r>
+        <w:rPr>
+          <w:rFonts w:ascii="Times New Roman" w:hAnsi="Times New Roman" w:cs="Times New Roman"/>
+          <w:lang w:val="tr-TR"/>
+        </w:rPr>
+        <w:t xml:space="preserve">/Ag ise 1,05 V olur. Katottaki tür ne kadar kolay indirgeniyorsa (E° değeri ne kadar büyükse) ve anot olarak kullanılan metal ne kadar aktifse (E° değeri ne kadar küçükse) hücre potansiyeli o kadar büyük olur. Yüksek gerilimli pillerde anot olarak lityum gibi çok aktif metallerin tercih edilmesinin nedeni budur.</w:t>
       </w:r>
     </w:p>
     <w:p>
@@ -5935,9 +5994,8 @@
       </w:pPr>
       <w:r>
         <w:rPr>
-          <w:rFonts w:ascii="Times New Roman" w:hAnsi="Times New Roman" w:cs="Times New Roman"/>
           <w:b/>
-          <w:bCs/>
+          <w:rFonts w:ascii="Times New Roman" w:hAnsi="Times New Roman" w:cs="Times New Roman"/>
           <w:lang w:val="tr-TR"/>
         </w:rPr>
         <w:t xml:space="preserve">Elektrolit derişimi:</w:t>
@@ -5947,13 +6005,13 @@
           <w:rFonts w:ascii="Times New Roman" w:hAnsi="Times New Roman" w:cs="Times New Roman"/>
           <w:lang w:val="tr-TR"/>
         </w:rPr>
-        <w:t xml:space="preserve"> 6-8 numaralı denemelerde katot kabındaki Cu</w:t>
-      </w:r>
-      <w:r>
-        <w:rPr>
-          <w:rFonts w:ascii="Times New Roman" w:hAnsi="Times New Roman" w:cs="Times New Roman"/>
+        <w:t xml:space="preserve"> Net tepkimesi Fe(k) + Cu</w:t>
+      </w:r>
+      <w:r>
+        <w:rPr>
+          <w:rFonts w:ascii="Times New Roman" w:hAnsi="Times New Roman" w:cs="Times New Roman"/>
+          <w:lang w:val="tr-TR"/>
           <w:vertAlign w:val="superscript"/>
-          <w:lang w:val="tr-TR"/>
         </w:rPr>
         <w:t xml:space="preserve">2+</w:t>
       </w:r>
@@ -5962,13 +6020,13 @@
           <w:rFonts w:ascii="Times New Roman" w:hAnsi="Times New Roman" w:cs="Times New Roman"/>
           <w:lang w:val="tr-TR"/>
         </w:rPr>
-        <w:t xml:space="preserve"> derişimi azaldıkça hücre potansiyelinin azaldığını, 9-11 numaralı denemelerde ise anot kabındaki Zn</w:t>
-      </w:r>
-      <w:r>
-        <w:rPr>
-          <w:rFonts w:ascii="Times New Roman" w:hAnsi="Times New Roman" w:cs="Times New Roman"/>
+        <w:t xml:space="preserve">(suda) ⇌ Fe</w:t>
+      </w:r>
+      <w:r>
+        <w:rPr>
+          <w:rFonts w:ascii="Times New Roman" w:hAnsi="Times New Roman" w:cs="Times New Roman"/>
+          <w:lang w:val="tr-TR"/>
           <w:vertAlign w:val="superscript"/>
-          <w:lang w:val="tr-TR"/>
         </w:rPr>
         <w:t xml:space="preserve">2+</w:t>
       </w:r>
@@ -5977,13 +6035,13 @@
           <w:rFonts w:ascii="Times New Roman" w:hAnsi="Times New Roman" w:cs="Times New Roman"/>
           <w:lang w:val="tr-TR"/>
         </w:rPr>
-        <w:t xml:space="preserve"> derişimi azaldıkça potansiyelin arttığını gördünüz (Grafik A). Net tepkimede Cu</w:t>
-      </w:r>
-      <w:r>
-        <w:rPr>
-          <w:rFonts w:ascii="Times New Roman" w:hAnsi="Times New Roman" w:cs="Times New Roman"/>
+        <w:t xml:space="preserve">(suda) + Cu(k) olan demir-bakır hücresinin standart potansiyeli 0,78 V’tur. 25 °C’de katot kabındaki Cu</w:t>
+      </w:r>
+      <w:r>
+        <w:rPr>
+          <w:rFonts w:ascii="Times New Roman" w:hAnsi="Times New Roman" w:cs="Times New Roman"/>
+          <w:lang w:val="tr-TR"/>
           <w:vertAlign w:val="superscript"/>
-          <w:lang w:val="tr-TR"/>
         </w:rPr>
         <w:t xml:space="preserve">2+</w:t>
       </w:r>
@@ -5992,13 +6050,13 @@
           <w:rFonts w:ascii="Times New Roman" w:hAnsi="Times New Roman" w:cs="Times New Roman"/>
           <w:lang w:val="tr-TR"/>
         </w:rPr>
-        <w:t xml:space="preserve"> bir tepken, Zn</w:t>
-      </w:r>
-      <w:r>
-        <w:rPr>
-          <w:rFonts w:ascii="Times New Roman" w:hAnsi="Times New Roman" w:cs="Times New Roman"/>
+        <w:t xml:space="preserve"> derişimi 1 M’dan 0,0010 M’a düşürüldüğünde hücre potansiyeli 0,69 V’a azalır; anot kabındaki Fe</w:t>
+      </w:r>
+      <w:r>
+        <w:rPr>
+          <w:rFonts w:ascii="Times New Roman" w:hAnsi="Times New Roman" w:cs="Times New Roman"/>
+          <w:lang w:val="tr-TR"/>
           <w:vertAlign w:val="superscript"/>
-          <w:lang w:val="tr-TR"/>
         </w:rPr>
         <w:t xml:space="preserve">2+</w:t>
       </w:r>
@@ -6007,7 +6065,37 @@
           <w:rFonts w:ascii="Times New Roman" w:hAnsi="Times New Roman" w:cs="Times New Roman"/>
           <w:lang w:val="tr-TR"/>
         </w:rPr>
-        <w:t xml:space="preserve"> ise bir üründür. Le Chatelier ilkesine göre tepken derişiminin artması ya da ürün derişiminin azalması tepkimenin ileri yönde gerçekleşme eğilimini artırır; bu durumda dış devrede elektronları anottan katoda iten etki, yani hücre potansiyeli artar. Tepken derişiminin azalması ya da ürün derişiminin artması ise ileri yöndeki eğilimi azalttığı için hücre potansiyelini düşürür. 12 numaralı denemede iki derişim de aynı oranda azaltıldığında potansiyelin değişmemesi, potansiyeli iyon derişimlerinin tek tek değerlerinin değil, birbirlerine oranının belirlediğini gösterir.</w:t>
+        <w:t xml:space="preserve"> derişimi aynı ölçüde düşürüldüğünde ise potansiyel 0,87 V’a yükselir (Grafik A). Net tepkimede Cu</w:t>
+      </w:r>
+      <w:r>
+        <w:rPr>
+          <w:rFonts w:ascii="Times New Roman" w:hAnsi="Times New Roman" w:cs="Times New Roman"/>
+          <w:lang w:val="tr-TR"/>
+          <w:vertAlign w:val="superscript"/>
+        </w:rPr>
+        <w:t xml:space="preserve">2+</w:t>
+      </w:r>
+      <w:r>
+        <w:rPr>
+          <w:rFonts w:ascii="Times New Roman" w:hAnsi="Times New Roman" w:cs="Times New Roman"/>
+          <w:lang w:val="tr-TR"/>
+        </w:rPr>
+        <w:t xml:space="preserve"> bir tepken, Fe</w:t>
+      </w:r>
+      <w:r>
+        <w:rPr>
+          <w:rFonts w:ascii="Times New Roman" w:hAnsi="Times New Roman" w:cs="Times New Roman"/>
+          <w:lang w:val="tr-TR"/>
+          <w:vertAlign w:val="superscript"/>
+        </w:rPr>
+        <w:t xml:space="preserve">2+</w:t>
+      </w:r>
+      <w:r>
+        <w:rPr>
+          <w:rFonts w:ascii="Times New Roman" w:hAnsi="Times New Roman" w:cs="Times New Roman"/>
+          <w:lang w:val="tr-TR"/>
+        </w:rPr>
+        <w:t xml:space="preserve"> ise bir üründür. Le Chatelier ilkesine göre tepken derişiminin artması ya da ürün derişiminin azalması tepkimenin ileri yönde gerçekleşme eğilimini artırır; bu durumda dış devrede elektronları anottan katoda iten etki, yani hücre potansiyeli artar. Tepken derişiminin azalması ya da ürün derişiminin artması ise ileri yöndeki eğilimi azalttığı için hücre potansiyelini düşürür. Bu hücrede olduğu gibi iki iyonun katsayıları eşitse iki derişim aynı oranda değiştirildiğinde potansiyel değişmez; potansiyeli iyon derişimlerinin tek tek değerleri değil, birbirlerine oranı belirler.</w:t>
       </w:r>
     </w:p>
     <w:p xmlns:a="http://schemas.openxmlformats.org/drawingml/2006/main" xmlns:pic="http://schemas.openxmlformats.org/drawingml/2006/picture">
@@ -6021,8 +6109,8 @@
       <w:r>
         <w:drawing>
           <wp:inline distT="0" distB="0" distL="0" distR="0">
-            <wp:extent cx="4680000" cy="2958988"/>
-            <wp:docPr id="900007" name="Grafik 900007" descr="Derişim-potansiyel grafiği"/>
+            <wp:extent cx="4680000" cy="2901600"/>
+            <wp:docPr id="900007" name="Grafik 900007" descr="Fe-Cu hücresinde derişim-potansiyel grafiği"/>
             <wp:cNvGraphicFramePr>
               <a:graphicFrameLocks noChangeAspect="1"/>
             </wp:cNvGraphicFramePr>
@@ -6042,7 +6130,7 @@
                   <pic:spPr>
                     <a:xfrm>
                       <a:off x="0" y="0"/>
-                      <a:ext cx="4680000" cy="2958988"/>
+                      <a:ext cx="4680000" cy="2901600"/>
                     </a:xfrm>
                     <a:prstGeom prst="rect">
                       <a:avLst/>
@@ -6065,19 +6153,80 @@
       </w:pPr>
       <w:r>
         <w:rPr>
+          <w:b/>
+          <w:rFonts w:ascii="Times New Roman" w:hAnsi="Times New Roman" w:cs="Times New Roman"/>
+          <w:lang w:val="tr-TR"/>
+        </w:rPr>
+        <w:t xml:space="preserve">Grafik A:</w:t>
+      </w:r>
+      <w:r>
+        <w:rPr>
+          <w:rFonts w:ascii="Times New Roman" w:hAnsi="Times New Roman" w:cs="Times New Roman"/>
+          <w:lang w:val="tr-TR"/>
+        </w:rPr>
+        <w:t xml:space="preserve"> Demir-bakır hücresinde iyon derişimlerinin hücre potansiyeline etkisi (25 °C)</w:t>
+      </w:r>
+    </w:p>
+    <w:p>
+      <w:pPr>
+        <w:jc w:val="both"/>
+        <w:rPr>
+          <w:rFonts w:ascii="Times New Roman" w:hAnsi="Times New Roman" w:cs="Times New Roman"/>
+          <w:lang w:val="tr-TR"/>
+        </w:rPr>
+      </w:pPr>
+      <w:r>
+        <w:rPr>
+          <w:rFonts w:ascii="Times New Roman" w:hAnsi="Times New Roman" w:cs="Times New Roman"/>
+          <w:lang w:val="tr-TR"/>
+        </w:rPr>
+        <w:t xml:space="preserve">Bu ilişki pillerin neden zamanla “bittiğini” de açıklar. Hücre çalıştıkça tepken olan Cu</w:t>
+      </w:r>
+      <w:r>
+        <w:rPr>
+          <w:rFonts w:ascii="Times New Roman" w:hAnsi="Times New Roman" w:cs="Times New Roman"/>
+          <w:vertAlign w:val="superscript"/>
+          <w:lang w:val="tr-TR"/>
+        </w:rPr>
+        <w:t xml:space="preserve">2+</w:t>
+      </w:r>
+      <w:r>
+        <w:rPr>
+          <w:rFonts w:ascii="Times New Roman" w:hAnsi="Times New Roman" w:cs="Times New Roman"/>
+          <w:lang w:val="tr-TR"/>
+        </w:rPr>
+        <w:t xml:space="preserve"> iyonları harcanır, ürün olan Fe</w:t>
+      </w:r>
+      <w:r>
+        <w:rPr>
+          <w:rFonts w:ascii="Times New Roman" w:hAnsi="Times New Roman" w:cs="Times New Roman"/>
+          <w:vertAlign w:val="superscript"/>
+          <w:lang w:val="tr-TR"/>
+        </w:rPr>
+        <w:t xml:space="preserve">2+</w:t>
+      </w:r>
+      <w:r>
+        <w:rPr>
+          <w:rFonts w:ascii="Times New Roman" w:hAnsi="Times New Roman" w:cs="Times New Roman"/>
+          <w:lang w:val="tr-TR"/>
+        </w:rPr>
+        <w:t xml:space="preserve"> iyonları birikir ve potansiyel yavaş yavaş düşer. Sonunda tepkime dengeye ulaştığında ileri ve geri yönde gerçekleşme eğilimleri eşitlenir, hücre potansiyeli sıfır olur ve dış devreden akım geçmez. Aynı metalden yapılmış iki elektrodun aynı iyonun farklı derişimdeki çözeltilerine daldırılmasıyla da bir galvanik hücre kurulabilir. Bu tür hücrelere </w:t>
+      </w:r>
+      <w:r>
+        <w:rPr>
           <w:rFonts w:ascii="Times New Roman" w:hAnsi="Times New Roman" w:cs="Times New Roman"/>
           <w:b/>
           <w:bCs/>
           <w:lang w:val="tr-TR"/>
         </w:rPr>
-        <w:t xml:space="preserve">Grafik A:</w:t>
-      </w:r>
-      <w:r>
-        <w:rPr>
-          <w:rFonts w:ascii="Times New Roman" w:hAnsi="Times New Roman" w:cs="Times New Roman"/>
-          <w:lang w:val="tr-TR"/>
-        </w:rPr>
-        <w:t xml:space="preserve"> Çinko-bakır hücresinde iyon derişimlerinin hücre potansiyeline etkisi (25 °C)</w:t>
+        <w:t xml:space="preserve">derişim pili</w:t>
+      </w:r>
+      <w:r>
+        <w:rPr>
+          <w:rFonts w:ascii="Times New Roman" w:hAnsi="Times New Roman" w:cs="Times New Roman"/>
+          <w:lang w:val="tr-TR"/>
+        </w:rPr>
+        <w:t xml:space="preserve"> denir. Derişim pilinde seyreltik çözeltideki elektrot anot, derişik çözeltideki elektrot katottur ve iki çözeltinin derişimi eşitlenene kadar akım geçer.</w:t>
       </w:r>
     </w:p>
     <w:p>
@@ -6090,56 +6239,18 @@
       </w:pPr>
       <w:r>
         <w:rPr>
-          <w:rFonts w:ascii="Times New Roman" w:hAnsi="Times New Roman" w:cs="Times New Roman"/>
-          <w:lang w:val="tr-TR"/>
-        </w:rPr>
-        <w:t xml:space="preserve">Bu ilişki pillerin neden zamanla “bittiğini” de açıklar. Hücre çalıştıkça tepken olan Cu</w:t>
-      </w:r>
-      <w:r>
-        <w:rPr>
-          <w:rFonts w:ascii="Times New Roman" w:hAnsi="Times New Roman" w:cs="Times New Roman"/>
-          <w:vertAlign w:val="superscript"/>
-          <w:lang w:val="tr-TR"/>
-        </w:rPr>
-        <w:t xml:space="preserve">2+</w:t>
-      </w:r>
-      <w:r>
-        <w:rPr>
-          <w:rFonts w:ascii="Times New Roman" w:hAnsi="Times New Roman" w:cs="Times New Roman"/>
-          <w:lang w:val="tr-TR"/>
-        </w:rPr>
-        <w:t xml:space="preserve"> iyonları harcanır, ürün olan Zn</w:t>
-      </w:r>
-      <w:r>
-        <w:rPr>
-          <w:rFonts w:ascii="Times New Roman" w:hAnsi="Times New Roman" w:cs="Times New Roman"/>
-          <w:vertAlign w:val="superscript"/>
-          <w:lang w:val="tr-TR"/>
-        </w:rPr>
-        <w:t xml:space="preserve">2+</w:t>
-      </w:r>
-      <w:r>
-        <w:rPr>
-          <w:rFonts w:ascii="Times New Roman" w:hAnsi="Times New Roman" w:cs="Times New Roman"/>
-          <w:lang w:val="tr-TR"/>
-        </w:rPr>
-        <w:t xml:space="preserve"> iyonları birikir ve potansiyel yavaş yavaş düşer. Sonunda tepkime dengeye ulaştığında ileri ve geri yönde gerçekleşme eğilimleri eşitlenir, hücre potansiyeli sıfır olur ve dış devreden akım geçmez. Aynı metalden yapılmış iki elektrodun aynı iyonun farklı derişimdeki çözeltilerine daldırılmasıyla da bir galvanik hücre kurulabilir. Bu tür hücrelere </w:t>
-      </w:r>
-      <w:r>
-        <w:rPr>
-          <w:rFonts w:ascii="Times New Roman" w:hAnsi="Times New Roman" w:cs="Times New Roman"/>
           <w:b/>
-          <w:bCs/>
-          <w:lang w:val="tr-TR"/>
-        </w:rPr>
-        <w:t xml:space="preserve">derişim pili</w:t>
-      </w:r>
-      <w:r>
-        <w:rPr>
-          <w:rFonts w:ascii="Times New Roman" w:hAnsi="Times New Roman" w:cs="Times New Roman"/>
-          <w:lang w:val="tr-TR"/>
-        </w:rPr>
-        <w:t xml:space="preserve"> denir. Derişim pilinde seyreltik çözeltideki elektrot anot, derişik çözeltideki elektrot katottur ve iki çözeltinin derişimi eşitlenene kadar akım geçer.</w:t>
+          <w:rFonts w:ascii="Times New Roman" w:hAnsi="Times New Roman" w:cs="Times New Roman"/>
+          <w:lang w:val="tr-TR"/>
+        </w:rPr>
+        <w:t xml:space="preserve">Sıcaklık:</w:t>
+      </w:r>
+      <w:r>
+        <w:rPr>
+          <w:rFonts w:ascii="Times New Roman" w:hAnsi="Times New Roman" w:cs="Times New Roman"/>
+          <w:lang w:val="tr-TR"/>
+        </w:rPr>
+        <w:t xml:space="preserve"> Sıcaklığın hücre potansiyeline etkisi de Le Chatelier ilkesiyle yorumlanabilir. Ekzotermik bir tepkimede sıcaklığın artırılması dengeyi tepkenler yönüne kaydırır ve ileri yöndeki eğilimi azaltır. Bu nedenle tepkimesi ekzotermik olan pek çok hücrenin potansiyeli sıcaklık arttıkça bir miktar azalır. Ancak bu yalnızca nitel bir öngörüdür. Her ekzotermik hücrede sıcaklık artışı potansiyeli aynı ölçüde azaltmaz; potansiyelin sıcaklıkla nasıl değiştiği hücreden hücreye farklılık gösterebilir ve ileri düzeyde termodinamik kavramlarla açıklanır. Sıcaklığın potansiyele etkisi, derişim ve elektrot cinsinin etkisine göre genellikle daha küçüktür.</w:t>
       </w:r>
     </w:p>
     <w:p>
@@ -6153,18 +6264,9 @@
       <w:r>
         <w:rPr>
           <w:rFonts w:ascii="Times New Roman" w:hAnsi="Times New Roman" w:cs="Times New Roman"/>
-          <w:b/>
-          <w:bCs/>
-          <w:lang w:val="tr-TR"/>
-        </w:rPr>
-        <w:t xml:space="preserve">Sıcaklık:</w:t>
-      </w:r>
-      <w:r>
-        <w:rPr>
-          <w:rFonts w:ascii="Times New Roman" w:hAnsi="Times New Roman" w:cs="Times New Roman"/>
-          <w:lang w:val="tr-TR"/>
-        </w:rPr>
-        <w:t xml:space="preserve"> 13, 7, 14 ve 15 numaralı denemelerde sıcaklık 15 °C’den 65 °C’ye yükseltildiğinde çinko-bakır hücresinin potansiyelinin 1,044 V’tan 1,029 V’a düştüğünü gördünüz. Bu hücrede gerçekleşen tepkime ekzotermiktir. Le Chatelier ilkesine göre ekzotermik bir tepkimede sıcaklığın artırılması dengeyi tepkenler yönüne kaydırır ve ileri yöndeki eğilimi azaltır. Bu nedenle sıcaklık arttıkça hücre potansiyeli azalmıştır. Ancak bu açıklama incelediğiniz çinko-bakır hücresi için geçerlidir. Her ekzotermik hücrede sıcaklık artışı potansiyeli aynı ölçüde azaltmaz; potansiyelin sıcaklıkla nasıl değiştiği hücreden hücreye farklılık gösterebilir ve ileri düzeyde termodinamik kavramlarla açıklanır. Sıcaklığın potansiyele etkisi, derişim ve elektrot cinsinin etkisine göre genellikle daha küçüktür.</w:t>
+          <w:lang w:val="tr-TR"/>
+        </w:rPr>
+        <w:t xml:space="preserve">Peki soğukta pillerin performansı neden düşer? Düşük sıcaklıkta hücre potansiyelinin kendisi çok az değişse de elektrotlardaki tepkimeler yavaşlar ve iyonların elektrolit içindeki hareketi zorlaşır. Bu durumda pil, ihtiyaç duyulan akımı sağlayamaz ve gerilimi kullanım sırasında düşer. Elektrikli araçlarda kışın menzilin kısalmasında bu etkinin yanı sıra bataryanın ve araç içinin ısıtılması için harcanan enerji de rol oynar.</w:t>
       </w:r>
     </w:p>
     <w:p>
@@ -6177,25 +6279,8 @@
       </w:pPr>
       <w:r>
         <w:rPr>
-          <w:rFonts w:ascii="Times New Roman" w:hAnsi="Times New Roman" w:cs="Times New Roman"/>
-          <w:lang w:val="tr-TR"/>
-        </w:rPr>
-        <w:t xml:space="preserve">Peki soğukta pillerin performansı neden düşer? Düşük sıcaklıkta hücre potansiyelinin kendisi çok az değişse de elektrotlardaki tepkimeler yavaşlar ve iyonların elektrolit içindeki hareketi zorlaşır. Bu durumda pil, ihtiyaç duyulan akımı sağlayamaz ve gerilimi kullanım sırasında düşer. Elektrikli araçlarda kışın menzilin kısalmasında bu etkinin yanı sıra bataryanın ve araç içinin ısıtılması için harcanan enerji de rol oynar.</w:t>
-      </w:r>
-    </w:p>
-    <w:p>
-      <w:pPr>
-        <w:jc w:val="both"/>
-        <w:rPr>
-          <w:rFonts w:ascii="Times New Roman" w:hAnsi="Times New Roman" w:cs="Times New Roman"/>
-          <w:lang w:val="tr-TR"/>
-        </w:rPr>
-      </w:pPr>
-      <w:r>
-        <w:rPr>
-          <w:rFonts w:ascii="Times New Roman" w:hAnsi="Times New Roman" w:cs="Times New Roman"/>
           <w:b/>
-          <w:bCs/>
+          <w:rFonts w:ascii="Times New Roman" w:hAnsi="Times New Roman" w:cs="Times New Roman"/>
           <w:lang w:val="tr-TR"/>
         </w:rPr>
         <w:t xml:space="preserve">Elektrot yüzey alanı:</w:t>
@@ -6205,7 +6290,7 @@
           <w:rFonts w:ascii="Times New Roman" w:hAnsi="Times New Roman" w:cs="Times New Roman"/>
           <w:lang w:val="tr-TR"/>
         </w:rPr>
-        <w:t xml:space="preserve"> 16 numaralı denemede çinko elektrodun yüzey alanı iki katına çıkarıldığında potansiyelin değişmediğini gördünüz. Elektrot yüzey alanı ve çözelti miktarı hücre potansiyelini değil, hücreden çekilebilecek akımı ve hücrenin toplam enerji depolama kapasitesini etkiler. Bu nedenle aynı kimyasal yapıdaki küçük bir saat pili ile büyük bir pil aynı gerilimi üretir ancak büyük pil daha uzun süre kullanılabilir.</w:t>
+        <w:t xml:space="preserve"> Elektrot yüzey alanı ve çözelti miktarı hücre potansiyelini değil, hücreden çekilebilecek akımı ve hücrenin toplam enerji depolama kapasitesini etkiler. Bu nedenle aynı kimyasal yapıdaki küçük bir saat pili ile büyük bir pil aynı gerilimi üretir ancak büyük pil daha uzun süre kullanılabilir.</w:t>
       </w:r>
     </w:p>
     <w:p>
@@ -7356,7 +7441,7 @@
           <w:rFonts w:ascii="Times New Roman" w:hAnsi="Times New Roman" w:cs="Times New Roman"/>
           <w:lang w:val="tr-TR"/>
         </w:rPr>
-        <w:t xml:space="preserve">Standart koşullarda çalışan Zn(k) | Zn</w:t>
+        <w:t xml:space="preserve">Standart koşullarda çalışan Fe(k) | Fe</w:t>
       </w:r>
       <w:r>
         <w:rPr>
@@ -7429,7 +7514,7 @@
           <w:rFonts w:ascii="Times New Roman" w:hAnsi="Times New Roman" w:cs="Times New Roman"/>
           <w:lang w:val="tr-TR"/>
         </w:rPr>
-        <w:t xml:space="preserve"> b) Çinko yarı hücresine saf su eklenmesi</w:t>
+        <w:t xml:space="preserve"> b) Demir yarı hücresine saf su eklenmesi</w:t>
       </w:r>
       <w:r>
         <w:rPr>
@@ -7472,7 +7557,7 @@
           <w:rFonts w:ascii="Times New Roman" w:hAnsi="Times New Roman" w:cs="Times New Roman"/>
           <w:lang w:val="tr-TR"/>
         </w:rPr>
-        <w:t xml:space="preserve"> d) Çinko şerit yerine daha kalın bir çinko çubuk kullanılması</w:t>
+        <w:t xml:space="preserve"> d) Demir şerit yerine daha kalın bir demir çubuk kullanılması</w:t>
       </w:r>
       <w:r>
         <w:rPr>
@@ -7500,7 +7585,7 @@
           <w:rFonts w:ascii="Times New Roman" w:hAnsi="Times New Roman" w:cs="Times New Roman"/>
           <w:lang w:val="tr-TR"/>
         </w:rPr>
-        <w:t xml:space="preserve"> f) Çinko yarı hücresi yerine magnezyum yarı hücresi (Mg | Mg</w:t>
+        <w:t xml:space="preserve"> f) Demir yarı hücresi yerine magnezyum yarı hücresi (Mg | Mg</w:t>
       </w:r>
       <w:r>
         <w:rPr>
@@ -7618,7 +7703,7 @@
           <w:rFonts w:ascii="Times New Roman" w:hAnsi="Times New Roman" w:cs="Times New Roman"/>
           <w:lang w:val="tr-TR"/>
         </w:rPr>
-        <w:t xml:space="preserve"> A) Zn | Zn</w:t>
+        <w:t xml:space="preserve"> A) Pb | Pb</w:t>
       </w:r>
       <w:r>
         <w:rPr>
@@ -7662,7 +7747,7 @@
           <w:rFonts w:ascii="Times New Roman" w:hAnsi="Times New Roman" w:cs="Times New Roman"/>
           <w:lang w:val="tr-TR"/>
         </w:rPr>
-        <w:t xml:space="preserve"> B) Zn | Zn</w:t>
+        <w:t xml:space="preserve"> B) Pb | Pb</w:t>
       </w:r>
       <w:r>
         <w:rPr>
@@ -7706,7 +7791,7 @@
           <w:rFonts w:ascii="Times New Roman" w:hAnsi="Times New Roman" w:cs="Times New Roman"/>
           <w:lang w:val="tr-TR"/>
         </w:rPr>
-        <w:t xml:space="preserve"> C) Zn | Zn</w:t>
+        <w:t xml:space="preserve"> C) Pb | Pb</w:t>
       </w:r>
       <w:r>
         <w:rPr>
@@ -7750,7 +7835,7 @@
           <w:rFonts w:ascii="Times New Roman" w:hAnsi="Times New Roman" w:cs="Times New Roman"/>
           <w:lang w:val="tr-TR"/>
         </w:rPr>
-        <w:t xml:space="preserve"> D) Zn | Zn</w:t>
+        <w:t xml:space="preserve"> D) Pb | Pb</w:t>
       </w:r>
       <w:r>
         <w:rPr>
@@ -8261,20 +8346,9 @@
       <w:r>
         <w:rPr>
           <w:rFonts w:ascii="Times New Roman" w:hAnsi="Times New Roman" w:cs="Times New Roman"/>
-          <w:b/>
-          <w:bCs/>
-          <w:highlight w:val="yellow"/>
-          <w:lang w:val="tr-TR"/>
-        </w:rPr>
-        <w:t xml:space="preserve">NOT: </w:t>
-      </w:r>
-      <w:r>
-        <w:rPr>
-          <w:rFonts w:ascii="Times New Roman" w:hAnsi="Times New Roman" w:cs="Times New Roman"/>
-          <w:highlight w:val="yellow"/>
-          <w:lang w:val="tr-TR"/>
-        </w:rPr>
-        <w:t xml:space="preserve">Analiz ve Keşif Atölyesi 1.5.’teki veri tablosunda ve Grafik A’da yer alan potansiyel değerleri, standart indirgenme potansiyelleri ve hücrenin sıcaklık katsayısı kullanılarak tarafımızca hesaplanmış öğretim amaçlı verilerdir. Derişim pilinde okunan yaklaşık 0,06 V değeri de aynı şekilde hesaplanmıştır.</w:t>
+          <w:lang w:val="tr-TR"/>
+        </w:rPr>
+        <w:t xml:space="preserve">NOT: Analiz ve Keşif Atölyesi 1.5.’teki veri tablosunda yer alan potansiyel değerleri standart indirgenme potansiyelleri ve hücrenin sıcaklık katsayısı; bilgi metnindeki demir-bakır hücresine ait değerler (Grafik A) ise standart indirgenme potansiyelleri kullanılarak tarafımızca hesaplanmış öğretim amaçlı verilerdir. Derişim pilinde okunan yaklaşık 0,06 V değeri de aynı şekilde hesaplanmıştır.</w:t>
       </w:r>
     </w:p>
     <w:sectPr>

--- a/Kim12-1-5-Hucre-Potansiyelini-Etkileyen-Faktorler.docx
+++ b/Kim12-1-5-Hucre-Potansiyelini-Etkileyen-Faktorler.docx
@@ -366,7 +366,7 @@
           <w:highlight w:val="yellow"/>
           <w:lang w:val="tr-TR"/>
         </w:rPr>
-        <w:t xml:space="preserve">Güvenlik uyarıları Kimya9/10 kitabından alınsın; önlük, koruyucu gözlük ve eldiven kullanımı, sıcak su banyosunda yanık tehlikesi, ağır metal tuzu (bakır, çinko, kurşun, nikel) çözeltilerinin cilde temas ettirilmemesi ve atıkların lavaboya dökülmeyip etiketli atık kabında toplanması uyarıları eklensin.</w:t>
+        <w:t xml:space="preserve">Etkinlik başlığının yanına Kimya10 kitabındaki “Temel Uyarı ve Güvenlik İşaretleri” sayfasından şu işaretler konulsun: GÖZLÜK KULLAN, ELDİVEN GİY, KORUYUCU ELBİSE GİY, ZEHİRLİ (TOKSİK) MADDE, TAHRİŞ EDİCİ MADDE, ÇEVREYE ZARARLI (EKOTOKSİK) MADDE, SICAK CİSİM UYARISI, KIRILABİLİR CAM UYARISI. Ek uyarılar: Sıcak su banyosunda yanık tehlikesine karşı dikkatli olunmalıdır. Ağır metal tuzu (bakır, çinko, kurşun, nikel) çözeltileri cilde temas ettirilmemeli; atıklar lavaboya dökülmemeli, etiketli atık kabında toplanmalıdır.</w:t>
       </w:r>
     </w:p>
     <w:p>

--- a/Kim12-1-5-Hucre-Potansiyelini-Etkileyen-Faktorler.docx
+++ b/Kim12-1-5-Hucre-Potansiyelini-Etkileyen-Faktorler.docx
@@ -1767,205 +1767,185 @@
           <w:rFonts w:ascii="Times New Roman" w:hAnsi="Times New Roman" w:cs="Times New Roman"/>
           <w:lang w:val="tr-TR"/>
         </w:rPr>
-        <w:t xml:space="preserve">Belirlediğiniz bağımsız değişkenlerin hücre potansiyeline etkisini sınamak için grubunuzla denemeler planlayınız. Görev paylaşımı yaparak bir iş planı hazırlayınız; ölçümlerinizi ve gözlemlerinizi düzenli bir şekilde kaydediniz. Aşağıdaki önerilerden yararlanabilir ya da kendi düzeneğinizi tasarlayabilirsiniz. Laboratuvar imkânınız yoksa karekoddaki etkileşimli deneyi ya da aşağıda tablo hâlinde verilen hazır veri setini kullanabilirsiniz.</w:t>
-      </w:r>
-    </w:p>
-    <w:tbl>
-      <w:tblPr>
-        <w:tblW w:w="9000" w:type="dxa"/>
-        <w:jc w:val="center"/>
-        <w:tblBorders>
-          <w:top w:val="single" w:sz="8" w:space="0" w:color="7F7F7F"/>
-          <w:left w:val="single" w:sz="8" w:space="0" w:color="7F7F7F"/>
-          <w:bottom w:val="single" w:sz="8" w:space="0" w:color="7F7F7F"/>
-          <w:right w:val="single" w:sz="8" w:space="0" w:color="7F7F7F"/>
-        </w:tblBorders>
-      </w:tblPr>
-      <w:tblGrid>
-        <w:gridCol w:w="9000"/>
-      </w:tblGrid>
-      <w:tr>
-        <w:tc>
-          <w:tcPr>
-            <w:tcW w:w="9000" w:type="dxa"/>
-            <w:shd w:val="clear" w:color="auto" w:fill="E2EFDA"/>
-          </w:tcPr>
-          <w:p>
-            <w:pPr>
-              <w:jc w:val="both"/>
-              <w:rPr>
-                <w:rFonts w:ascii="Times New Roman" w:hAnsi="Times New Roman" w:cs="Times New Roman"/>
-                <w:lang w:val="tr-TR"/>
-              </w:rPr>
-            </w:pPr>
-            <w:r>
-              <w:rPr>
-                <w:rFonts w:ascii="Times New Roman" w:hAnsi="Times New Roman" w:cs="Times New Roman"/>
-                <w:b/>
-                <w:bCs/>
-                <w:lang w:val="tr-TR"/>
-              </w:rPr>
-              <w:t xml:space="preserve">Deney önerileri</w:t>
-            </w:r>
-          </w:p>
-          <w:p>
-            <w:pPr>
-              <w:jc w:val="both"/>
-              <w:rPr>
-                <w:rFonts w:ascii="Times New Roman" w:hAnsi="Times New Roman" w:cs="Times New Roman"/>
-                <w:lang w:val="tr-TR"/>
-              </w:rPr>
-            </w:pPr>
-            <w:r>
-              <w:rPr>
-                <w:rFonts w:ascii="Times New Roman" w:hAnsi="Times New Roman" w:cs="Times New Roman"/>
-                <w:lang w:val="tr-TR"/>
-              </w:rPr>
-              <w:t xml:space="preserve">• Hücreyi 1 M ZnSO</w:t>
-            </w:r>
-            <w:r>
-              <w:rPr>
-                <w:rFonts w:ascii="Times New Roman" w:hAnsi="Times New Roman" w:cs="Times New Roman"/>
-                <w:vertAlign w:val="subscript"/>
-                <w:lang w:val="tr-TR"/>
-              </w:rPr>
-              <w:t xml:space="preserve">4</w:t>
-            </w:r>
-            <w:r>
-              <w:rPr>
-                <w:rFonts w:ascii="Times New Roman" w:hAnsi="Times New Roman" w:cs="Times New Roman"/>
-                <w:lang w:val="tr-TR"/>
-              </w:rPr>
-              <w:t xml:space="preserve"> çözeltisindeki çinko şerit ve 1 M CuSO</w:t>
-            </w:r>
-            <w:r>
-              <w:rPr>
-                <w:rFonts w:ascii="Times New Roman" w:hAnsi="Times New Roman" w:cs="Times New Roman"/>
-                <w:vertAlign w:val="subscript"/>
-                <w:lang w:val="tr-TR"/>
-              </w:rPr>
-              <w:t xml:space="preserve">4</w:t>
-            </w:r>
-            <w:r>
-              <w:rPr>
-                <w:rFonts w:ascii="Times New Roman" w:hAnsi="Times New Roman" w:cs="Times New Roman"/>
-                <w:lang w:val="tr-TR"/>
-              </w:rPr>
-              <w:t xml:space="preserve"> çözeltisindeki bakır şeritle kurunuz. İki kabı KNO</w:t>
-            </w:r>
-            <w:r>
-              <w:rPr>
-                <w:rFonts w:ascii="Times New Roman" w:hAnsi="Times New Roman" w:cs="Times New Roman"/>
-                <w:vertAlign w:val="subscript"/>
-                <w:lang w:val="tr-TR"/>
-              </w:rPr>
-              <w:t xml:space="preserve">3</w:t>
-            </w:r>
-            <w:r>
-              <w:rPr>
-                <w:rFonts w:ascii="Times New Roman" w:hAnsi="Times New Roman" w:cs="Times New Roman"/>
-                <w:lang w:val="tr-TR"/>
-              </w:rPr>
-              <w:t xml:space="preserve"> çözeltisiyle ıslatılmış filtre kâğıdı şeridiyle birleştiriniz ve potansiyeli milivolt duyarlığında ölçen bir multimetre ile ölçünüz.</w:t>
-            </w:r>
-          </w:p>
-          <w:p>
-            <w:pPr>
-              <w:jc w:val="both"/>
-              <w:rPr>
-                <w:rFonts w:ascii="Times New Roman" w:hAnsi="Times New Roman" w:cs="Times New Roman"/>
-                <w:lang w:val="tr-TR"/>
-              </w:rPr>
-            </w:pPr>
-            <w:r>
-              <w:rPr>
-                <w:rFonts w:ascii="Times New Roman" w:hAnsi="Times New Roman" w:cs="Times New Roman"/>
-                <w:lang w:val="tr-TR"/>
-              </w:rPr>
-              <w:t xml:space="preserve">• Elektrotların cinsi: Bakır yarı hücresini değiştirmeden çinko yarı hücresi yerine sırasıyla magnezyum, demir, nikel ve kurşun yarı hücrelerini (1 M iyon çözeltisi) kullanınız.</w:t>
-            </w:r>
-          </w:p>
-          <w:p>
-            <w:pPr>
-              <w:jc w:val="both"/>
-              <w:rPr>
-                <w:rFonts w:ascii="Times New Roman" w:hAnsi="Times New Roman" w:cs="Times New Roman"/>
-                <w:lang w:val="tr-TR"/>
-              </w:rPr>
-            </w:pPr>
-            <w:r>
-              <w:rPr>
-                <w:rFonts w:ascii="Times New Roman" w:hAnsi="Times New Roman" w:cs="Times New Roman"/>
-                <w:lang w:val="tr-TR"/>
-              </w:rPr>
-              <w:t xml:space="preserve">• Derişim: CuSO</w:t>
-            </w:r>
-            <w:r>
-              <w:rPr>
-                <w:rFonts w:ascii="Times New Roman" w:hAnsi="Times New Roman" w:cs="Times New Roman"/>
-                <w:vertAlign w:val="subscript"/>
-                <w:lang w:val="tr-TR"/>
-              </w:rPr>
-              <w:t xml:space="preserve">4</w:t>
-            </w:r>
-            <w:r>
-              <w:rPr>
-                <w:rFonts w:ascii="Times New Roman" w:hAnsi="Times New Roman" w:cs="Times New Roman"/>
-                <w:lang w:val="tr-TR"/>
-              </w:rPr>
-              <w:t xml:space="preserve"> çözeltisini 1 M’lık stok çözeltiden 10’ar kat seyrelterek 0,10 M, 0,010 M ve 0,0010 M çözeltiler hazırlayınız. Aynı işlemi ZnSO</w:t>
-            </w:r>
-            <w:r>
-              <w:rPr>
-                <w:rFonts w:ascii="Times New Roman" w:hAnsi="Times New Roman" w:cs="Times New Roman"/>
-                <w:vertAlign w:val="subscript"/>
-                <w:lang w:val="tr-TR"/>
-              </w:rPr>
-              <w:t xml:space="preserve">4</w:t>
-            </w:r>
-            <w:r>
-              <w:rPr>
-                <w:rFonts w:ascii="Times New Roman" w:hAnsi="Times New Roman" w:cs="Times New Roman"/>
-                <w:lang w:val="tr-TR"/>
-              </w:rPr>
-              <w:t xml:space="preserve"> çözeltisi için de yapınız. Her ölçümde yalnızca bir çözeltinin derişimini değiştiriniz.</w:t>
-            </w:r>
-          </w:p>
-          <w:p>
-            <w:pPr>
-              <w:jc w:val="both"/>
-              <w:rPr>
-                <w:rFonts w:ascii="Times New Roman" w:hAnsi="Times New Roman" w:cs="Times New Roman"/>
-                <w:lang w:val="tr-TR"/>
-              </w:rPr>
-            </w:pPr>
-            <w:r>
-              <w:rPr>
-                <w:rFonts w:ascii="Times New Roman" w:hAnsi="Times New Roman" w:cs="Times New Roman"/>
-                <w:lang w:val="tr-TR"/>
-              </w:rPr>
-              <w:t xml:space="preserve">• Sıcaklık: İki yarı hücreyi aynı su banyosuna yerleştirerek 15 °C, 25 °C, 45 °C ve 65 °C’de ölçüm alınız. Her sıcaklıkta termometre değeri sabitlendikten sonra ölçüm yapınız.</w:t>
-            </w:r>
-          </w:p>
-          <w:p>
-            <w:pPr>
-              <w:jc w:val="both"/>
-              <w:rPr>
-                <w:rFonts w:ascii="Times New Roman" w:hAnsi="Times New Roman" w:cs="Times New Roman"/>
-                <w:lang w:val="tr-TR"/>
-              </w:rPr>
-            </w:pPr>
-            <w:r>
-              <w:rPr>
-                <w:rFonts w:ascii="Times New Roman" w:hAnsi="Times New Roman" w:cs="Times New Roman"/>
-                <w:lang w:val="tr-TR"/>
-              </w:rPr>
-              <w:t xml:space="preserve">• Elektrot yüzey alanı: Çinko şerit yerine yüzey alanı iki katı olan bir çinko levha kullanarak ölçümü tekrarlayınız.</w:t>
-            </w:r>
-          </w:p>
-        </w:tc>
-      </w:tr>
-    </w:tbl>
+        <w:t xml:space="preserve">Belirlediğiniz bağımsız değişkenlerin hücre potansiyeline etkisini sınamak için grubunuzla denemeler planlayınız. Görev paylaşımı yaparak bir iş planı hazırlayınız; ölçümlerinizi ve gözlemlerinizi düzenli bir şekilde kaydediniz. Çinko, bakır, magnezyum, demir, nikel ve kurşun şeritler, bu metallerin 1 M iyon çözeltileri, seyreltmeyle hazırlayacağınız farklı derişimlerde bakır(II) sülfat ve çinko sülfat çözeltileri, potasyum nitrat çözeltisiyle ıslatılmış filtre kâğıdı şeritleri, milivolt duyarlığında multimetre, su banyosu, termometre ve beherler gibi malzemeler kullanabilirsiniz. Deneylerinizi gerçekleştirmek için farklı malzemeler de tercih edebilirsiniz. Deneylerinizi gerçekleştirirken uymanız gereken güvenlik uyarılarını belirleyiniz. Laboratuvar imkânınız yoksa karekoddaki etkileşimli deneyi ya da aşağıda tablo hâlinde verilen hazır veri setini kullanabilirsiniz.</w:t>
+      </w:r>
+    </w:p>
+    <w:p>
+      <w:pPr>
+        <w:jc w:val="both"/>
+        <w:rPr>
+          <w:rFonts w:ascii="Times New Roman" w:hAnsi="Times New Roman" w:cs="Times New Roman"/>
+          <w:lang w:val="tr-TR"/>
+        </w:rPr>
+      </w:pPr>
+      <w:r>
+        <w:rPr>
+          <w:rFonts w:ascii="Times New Roman" w:hAnsi="Times New Roman" w:cs="Times New Roman"/>
+          <w:lang w:val="tr-TR"/>
+        </w:rPr>
+        <w:t xml:space="preserve">• Tasarladığınız deneyin adını, amacını, yapılışını ve deney için gerekli malzemeleri not ediniz.</w:t>
+      </w:r>
+    </w:p>
+    <w:p>
+      <w:pPr>
+        <w:jc w:val="both"/>
+        <w:rPr>
+          <w:rFonts w:ascii="Times New Roman" w:hAnsi="Times New Roman" w:cs="Times New Roman"/>
+          <w:lang w:val="tr-TR"/>
+        </w:rPr>
+      </w:pPr>
+      <w:r>
+        <w:rPr>
+          <w:rFonts w:ascii="Times New Roman" w:hAnsi="Times New Roman" w:cs="Times New Roman"/>
+          <w:lang w:val="tr-TR"/>
+        </w:rPr>
+        <w:t xml:space="preserve">Deneyin Adı: ……………………………………………………………………………………………………</w:t>
+      </w:r>
+    </w:p>
+    <w:p>
+      <w:pPr>
+        <w:jc w:val="both"/>
+        <w:rPr>
+          <w:rFonts w:ascii="Times New Roman" w:hAnsi="Times New Roman" w:cs="Times New Roman"/>
+          <w:lang w:val="tr-TR"/>
+        </w:rPr>
+      </w:pPr>
+      <w:r>
+        <w:rPr>
+          <w:rFonts w:ascii="Times New Roman" w:hAnsi="Times New Roman" w:cs="Times New Roman"/>
+          <w:lang w:val="tr-TR"/>
+        </w:rPr>
+        <w:t xml:space="preserve">Deneyin Amacı: ……………………………………………………………………………………………………</w:t>
+      </w:r>
+    </w:p>
+    <w:p>
+      <w:pPr>
+        <w:jc w:val="both"/>
+        <w:rPr>
+          <w:rFonts w:ascii="Times New Roman" w:hAnsi="Times New Roman" w:cs="Times New Roman"/>
+          <w:lang w:val="tr-TR"/>
+        </w:rPr>
+      </w:pPr>
+      <w:r>
+        <w:rPr>
+          <w:rFonts w:ascii="Times New Roman" w:hAnsi="Times New Roman" w:cs="Times New Roman"/>
+          <w:lang w:val="tr-TR"/>
+        </w:rPr>
+        <w:t xml:space="preserve">Gerekli Malzemeler:</w:t>
+      </w:r>
+    </w:p>
+    <w:p>
+      <w:pPr>
+        <w:jc w:val="both"/>
+        <w:rPr>
+          <w:rFonts w:ascii="Times New Roman" w:hAnsi="Times New Roman" w:cs="Times New Roman"/>
+          <w:lang w:val="tr-TR"/>
+        </w:rPr>
+      </w:pPr>
+      <w:r>
+        <w:rPr>
+          <w:rFonts w:ascii="Times New Roman" w:hAnsi="Times New Roman" w:cs="Times New Roman"/>
+          <w:lang w:val="tr-TR"/>
+        </w:rPr>
+        <w:t xml:space="preserve">……………………………………………………………………………………………………</w:t>
+      </w:r>
+    </w:p>
+    <w:p>
+      <w:pPr>
+        <w:jc w:val="both"/>
+        <w:rPr>
+          <w:rFonts w:ascii="Times New Roman" w:hAnsi="Times New Roman" w:cs="Times New Roman"/>
+          <w:lang w:val="tr-TR"/>
+        </w:rPr>
+      </w:pPr>
+      <w:r>
+        <w:rPr>
+          <w:rFonts w:ascii="Times New Roman" w:hAnsi="Times New Roman" w:cs="Times New Roman"/>
+          <w:lang w:val="tr-TR"/>
+        </w:rPr>
+        <w:t xml:space="preserve">……………………………………………………………………………………………………</w:t>
+      </w:r>
+    </w:p>
+    <w:p>
+      <w:pPr>
+        <w:jc w:val="both"/>
+        <w:rPr>
+          <w:rFonts w:ascii="Times New Roman" w:hAnsi="Times New Roman" w:cs="Times New Roman"/>
+          <w:lang w:val="tr-TR"/>
+        </w:rPr>
+      </w:pPr>
+      <w:r>
+        <w:rPr>
+          <w:rFonts w:ascii="Times New Roman" w:hAnsi="Times New Roman" w:cs="Times New Roman"/>
+          <w:lang w:val="tr-TR"/>
+        </w:rPr>
+        <w:t xml:space="preserve">……………………………………………………………………………………………………</w:t>
+      </w:r>
+    </w:p>
+    <w:p>
+      <w:pPr>
+        <w:jc w:val="both"/>
+        <w:rPr>
+          <w:rFonts w:ascii="Times New Roman" w:hAnsi="Times New Roman" w:cs="Times New Roman"/>
+          <w:lang w:val="tr-TR"/>
+        </w:rPr>
+      </w:pPr>
+      <w:r>
+        <w:rPr>
+          <w:rFonts w:ascii="Times New Roman" w:hAnsi="Times New Roman" w:cs="Times New Roman"/>
+          <w:lang w:val="tr-TR"/>
+        </w:rPr>
+        <w:t xml:space="preserve">Deneyin Yapılışı:</w:t>
+      </w:r>
+    </w:p>
+    <w:p>
+      <w:pPr>
+        <w:jc w:val="both"/>
+        <w:rPr>
+          <w:rFonts w:ascii="Times New Roman" w:hAnsi="Times New Roman" w:cs="Times New Roman"/>
+          <w:lang w:val="tr-TR"/>
+        </w:rPr>
+      </w:pPr>
+      <w:r>
+        <w:rPr>
+          <w:rFonts w:ascii="Times New Roman" w:hAnsi="Times New Roman" w:cs="Times New Roman"/>
+          <w:lang w:val="tr-TR"/>
+        </w:rPr>
+        <w:t xml:space="preserve">……………………………………………………………………………………………………</w:t>
+      </w:r>
+    </w:p>
+    <w:p>
+      <w:pPr>
+        <w:jc w:val="both"/>
+        <w:rPr>
+          <w:rFonts w:ascii="Times New Roman" w:hAnsi="Times New Roman" w:cs="Times New Roman"/>
+          <w:lang w:val="tr-TR"/>
+        </w:rPr>
+      </w:pPr>
+      <w:r>
+        <w:rPr>
+          <w:rFonts w:ascii="Times New Roman" w:hAnsi="Times New Roman" w:cs="Times New Roman"/>
+          <w:lang w:val="tr-TR"/>
+        </w:rPr>
+        <w:t xml:space="preserve">……………………………………………………………………………………………………</w:t>
+      </w:r>
+    </w:p>
+    <w:p>
+      <w:pPr>
+        <w:jc w:val="both"/>
+        <w:rPr>
+          <w:rFonts w:ascii="Times New Roman" w:hAnsi="Times New Roman" w:cs="Times New Roman"/>
+          <w:lang w:val="tr-TR"/>
+        </w:rPr>
+      </w:pPr>
+      <w:r>
+        <w:rPr>
+          <w:rFonts w:ascii="Times New Roman" w:hAnsi="Times New Roman" w:cs="Times New Roman"/>
+          <w:lang w:val="tr-TR"/>
+        </w:rPr>
+        <w:t xml:space="preserve">……………………………………………………………………………………………………</w:t>
+      </w:r>
+    </w:p>
     <w:p>
       <w:pPr>
         <w:jc w:val="both"/>

--- a/Kim12-1-5-Hucre-Potansiyelini-Etkileyen-Faktorler.docx
+++ b/Kim12-1-5-Hucre-Potansiyelini-Etkileyen-Faktorler.docx
@@ -36,7 +36,7 @@
           <w:rFonts w:ascii="Times New Roman" w:hAnsi="Times New Roman" w:cs="Times New Roman"/>
           <w:lang w:val="tr-TR"/>
         </w:rPr>
-        <w:t xml:space="preserve">Fosil yakıt tüketimini ve egzoz gazlarından kaynaklanan hava kirliliğini azaltmak için elektrikli araçların kullanımı her geçen yıl artmaktadır. Elektrikli araç kullanıcıları, soğuk kış günlerinde aracın tek şarjla gidebildiği mesafenin yaz aylarına göre kısaldığını fark eder (Görsel A). Soğuk bir günde dışarıda kalan telefonun şarjı yeterli görünse bile birden kapanabilir. Uzun süre kullanılan bir pilin gerilimi de giderek düşer. Bir bataryanın ömrünü ve performansını hangi faktörler etkiliyor olabilir? Elektrot olarak kullanılan maddeler, çözeltilerin derişimi ya da sıcaklık değiştiğinde bir galvanik hücrenin potansiyeli nasıl değişir? Bu değişimler, çevreye daha az zarar veren ve daha uzun ömürlü pillerin tasarlanmasında nasıl kullanılabilir? Bir etkinlik yaparak keşfediniz.</w:t>
+        <w:t xml:space="preserve">Fosil yakıt tüketimini ve egzoz gazlarından kaynaklanan hava kirliliğini azaltmak için elektrikli araçların kullanımı her geçen yıl artmaktadır. Elektrikli araç kullanıcıları, soğuk kış günlerinde aracın tek şarjla gidebildiği mesafenin yaz aylarına göre kısaldığını fark eder (Görsel A). Soğuk bir günde dışarıda kalan telefonun şarjı yeterli görünse bile birden kapanabilir. Uzun süre kullanılan bir pilin gerilimi de giderek düşer. Bir bataryanın ömrünü ve performansını hangi faktörler etkiliyor olabilir? Elektrot olarak kullanılan maddeler, çözeltilerin derişimi ya da sıcaklık değiştiğinde bir galvanik hücrenin potansiyeli nasıl değişir? Bu değişimler, çevreye daha az zarar veren ve daha uzun ömürlü pillerin tasarlanmasında nasıl kullanılabilir? Bu soruların cevabını bir etkinlik yaparak keşfediniz.</w:t>
       </w:r>
     </w:p>
     <w:tbl>

--- a/Kim12-1-5-Hucre-Potansiyelini-Etkileyen-Faktorler.docx
+++ b/Kim12-1-5-Hucre-Potansiyelini-Etkileyen-Faktorler.docx
@@ -6355,7 +6355,7 @@
           <w:rFonts w:ascii="Times New Roman" w:hAnsi="Times New Roman" w:cs="Times New Roman"/>
           <w:lang w:val="tr-TR"/>
         </w:rPr>
-        <w:t xml:space="preserve">a) Gümüş yarı hücresine NaCl katısı eklenmesi (AgCl suda az çözünen bir tuzdur.)</w:t>
+        <w:t xml:space="preserve">a. Gümüş yarı hücresine NaCl katısı eklenmesi (AgCl suda az çözünen bir tuzdur.)</w:t>
       </w:r>
     </w:p>
     <w:p>
@@ -6372,7 +6372,7 @@
           <w:rFonts w:ascii="Times New Roman" w:hAnsi="Times New Roman" w:cs="Times New Roman"/>
           <w:lang w:val="tr-TR"/>
         </w:rPr>
-        <w:t xml:space="preserve">b) Nikel yarı hücresine saf su eklenmesi</w:t>
+        <w:t xml:space="preserve">b. Nikel yarı hücresine saf su eklenmesi</w:t>
       </w:r>
     </w:p>
     <w:p>
@@ -6389,7 +6389,7 @@
           <w:rFonts w:ascii="Times New Roman" w:hAnsi="Times New Roman" w:cs="Times New Roman"/>
           <w:lang w:val="tr-TR"/>
         </w:rPr>
-        <w:t xml:space="preserve">c) Gümüş elektrot yerine daha büyük bir gümüş levha kullanılması</w:t>
+        <w:t xml:space="preserve">c. Gümüş elektrot yerine daha büyük bir gümüş levha kullanılması</w:t>
       </w:r>
     </w:p>
     <w:p>
@@ -6469,7 +6469,7 @@
           <w:rFonts w:ascii="Times New Roman" w:hAnsi="Times New Roman" w:cs="Times New Roman"/>
           <w:lang w:val="tr-TR"/>
         </w:rPr>
-        <w:t xml:space="preserve">a) Cl</w:t>
+        <w:t xml:space="preserve">a. Cl</w:t>
       </w:r>
       <w:r>
         <w:rPr>
@@ -6530,7 +6530,7 @@
           <w:rFonts w:ascii="Times New Roman" w:hAnsi="Times New Roman" w:cs="Times New Roman"/>
           <w:lang w:val="tr-TR"/>
         </w:rPr>
-        <w:t xml:space="preserve">b) Nikel yarı hücresindeki Ni</w:t>
+        <w:t xml:space="preserve">b. Nikel yarı hücresindeki Ni</w:t>
       </w:r>
       <w:r>
         <w:rPr>
@@ -6561,7 +6561,7 @@
           <w:rFonts w:ascii="Times New Roman" w:hAnsi="Times New Roman" w:cs="Times New Roman"/>
           <w:lang w:val="tr-TR"/>
         </w:rPr>
-        <w:t xml:space="preserve">c) Elektrot yüzey alanı hücre potansiyelini etkilemez; potansiyel değişmez. Yalnızca hücreden çekilebilecek akım artabilir.</w:t>
+        <w:t xml:space="preserve">c. Elektrot yüzey alanı hücre potansiyelini etkilemez; potansiyel değişmez. Yalnızca hücreden çekilebilecek akım artabilir.</w:t>
       </w:r>
     </w:p>
     <w:p>
@@ -7465,7 +7465,7 @@
           <w:rFonts w:ascii="Times New Roman" w:hAnsi="Times New Roman" w:cs="Times New Roman"/>
           <w:lang w:val="tr-TR"/>
         </w:rPr>
-        <w:t xml:space="preserve"> a) Bakır yarı hücresine CuSO</w:t>
+        <w:t xml:space="preserve"> a. Bakır yarı hücresine CuSO</w:t>
       </w:r>
       <w:r>
         <w:rPr>
@@ -7494,7 +7494,7 @@
           <w:rFonts w:ascii="Times New Roman" w:hAnsi="Times New Roman" w:cs="Times New Roman"/>
           <w:lang w:val="tr-TR"/>
         </w:rPr>
-        <w:t xml:space="preserve"> b) Demir yarı hücresine saf su eklenmesi</w:t>
+        <w:t xml:space="preserve"> b. Demir yarı hücresine saf su eklenmesi</w:t>
       </w:r>
       <w:r>
         <w:rPr>
@@ -7508,7 +7508,7 @@
           <w:rFonts w:ascii="Times New Roman" w:hAnsi="Times New Roman" w:cs="Times New Roman"/>
           <w:lang w:val="tr-TR"/>
         </w:rPr>
-        <w:t xml:space="preserve"> c) Bakır yarı hücresine Na</w:t>
+        <w:t xml:space="preserve"> c. Bakır yarı hücresine Na</w:t>
       </w:r>
       <w:r>
         <w:rPr>
@@ -7537,7 +7537,7 @@
           <w:rFonts w:ascii="Times New Roman" w:hAnsi="Times New Roman" w:cs="Times New Roman"/>
           <w:lang w:val="tr-TR"/>
         </w:rPr>
-        <w:t xml:space="preserve"> d) Demir şerit yerine daha kalın bir demir çubuk kullanılması</w:t>
+        <w:t xml:space="preserve"> ç. Demir şerit yerine daha kalın bir demir çubuk kullanılması</w:t>
       </w:r>
       <w:r>
         <w:rPr>
@@ -7551,7 +7551,7 @@
           <w:rFonts w:ascii="Times New Roman" w:hAnsi="Times New Roman" w:cs="Times New Roman"/>
           <w:lang w:val="tr-TR"/>
         </w:rPr>
-        <w:t xml:space="preserve"> e) Hücrenin sıcaklığının 25 °C’den 45 °C’ye çıkarılması</w:t>
+        <w:t xml:space="preserve"> d. Hücrenin sıcaklığının 25 °C’den 45 °C’ye çıkarılması</w:t>
       </w:r>
       <w:r>
         <w:rPr>
@@ -7565,7 +7565,7 @@
           <w:rFonts w:ascii="Times New Roman" w:hAnsi="Times New Roman" w:cs="Times New Roman"/>
           <w:lang w:val="tr-TR"/>
         </w:rPr>
-        <w:t xml:space="preserve"> f) Demir yarı hücresi yerine magnezyum yarı hücresi (Mg | Mg</w:t>
+        <w:t xml:space="preserve"> e. Demir yarı hücresi yerine magnezyum yarı hücresi (Mg | Mg</w:t>
       </w:r>
       <w:r>
         <w:rPr>

--- a/Kim12-1-5-Hucre-Potansiyelini-Etkileyen-Faktorler.docx
+++ b/Kim12-1-5-Hucre-Potansiyelini-Etkileyen-Faktorler.docx
@@ -4869,7 +4869,7 @@
       <w:r>
         <w:drawing>
           <wp:inline distT="0" distB="0" distL="0" distR="0">
-            <wp:extent cx="4320000" cy="2616213"/>
+            <wp:extent cx="4075184" cy="2645669"/>
             <wp:docPr id="900003" name="Grafik 900003" descr="Boş grafik alanı"/>
             <wp:cNvGraphicFramePr>
               <a:graphicFrameLocks noChangeAspect="1"/>
@@ -4890,7 +4890,7 @@
                   <pic:spPr>
                     <a:xfrm>
                       <a:off x="0" y="0"/>
-                      <a:ext cx="4320000" cy="2616213"/>
+                      <a:ext cx="4075184" cy="2645669"/>
                     </a:xfrm>
                     <a:prstGeom prst="rect">
                       <a:avLst/>
@@ -6089,7 +6089,7 @@
       <w:r>
         <w:drawing>
           <wp:inline distT="0" distB="0" distL="0" distR="0">
-            <wp:extent cx="4680000" cy="2901600"/>
+            <wp:extent cx="4666497" cy="2880365"/>
             <wp:docPr id="900007" name="Grafik 900007" descr="Fe-Cu hücresinde derişim-potansiyel grafiği"/>
             <wp:cNvGraphicFramePr>
               <a:graphicFrameLocks noChangeAspect="1"/>
@@ -6110,7 +6110,7 @@
                   <pic:spPr>
                     <a:xfrm>
                       <a:off x="0" y="0"/>
-                      <a:ext cx="4680000" cy="2901600"/>
+                      <a:ext cx="4666497" cy="2880365"/>
                     </a:xfrm>
                     <a:prstGeom prst="rect">
                       <a:avLst/>

--- a/Kim12-1-5-Hucre-Potansiyelini-Etkileyen-Faktorler.docx
+++ b/Kim12-1-5-Hucre-Potansiyelini-Etkileyen-Faktorler.docx
@@ -39,85 +39,59 @@
         <w:t xml:space="preserve">Fosil yakıt tüketimini ve egzoz gazlarından kaynaklanan hava kirliliğini azaltmak için elektrikli araçların kullanımı her geçen yıl artmaktadır. Elektrikli araç kullanıcıları, soğuk kış günlerinde aracın tek şarjla gidebildiği mesafenin yaz aylarına göre kısaldığını fark eder (Görsel A). Soğuk bir günde dışarıda kalan telefonun şarjı yeterli görünse bile birden kapanabilir. Uzun süre kullanılan bir pilin gerilimi de giderek düşer. Bir bataryanın ömrünü ve performansını hangi faktörler etkiliyor olabilir? Elektrot olarak kullanılan maddeler, çözeltilerin derişimi ya da sıcaklık değiştiğinde bir galvanik hücrenin potansiyeli nasıl değişir? Bu değişimler, çevreye daha az zarar veren ve daha uzun ömürlü pillerin tasarlanmasında nasıl kullanılabilir? Bu soruların cevabını bir etkinlik yaparak keşfediniz.</w:t>
       </w:r>
     </w:p>
-    <w:tbl>
-      <w:tblPr>
-        <w:tblW w:w="9000" w:type="dxa"/>
+    <w:p>
+      <w:pPr>
         <w:jc w:val="center"/>
-        <w:tblBorders>
-          <w:top w:val="single" w:sz="8" w:space="0" w:color="7F7F7F"/>
-          <w:left w:val="single" w:sz="8" w:space="0" w:color="7F7F7F"/>
-          <w:bottom w:val="single" w:sz="8" w:space="0" w:color="7F7F7F"/>
-          <w:right w:val="single" w:sz="8" w:space="0" w:color="7F7F7F"/>
-        </w:tblBorders>
-      </w:tblPr>
-      <w:tblGrid>
-        <w:gridCol w:w="9000"/>
-      </w:tblGrid>
-      <w:tr>
-        <w:tc>
-          <w:tcPr>
-            <w:tcW w:w="9000" w:type="dxa"/>
-            <w:shd w:val="clear" w:color="auto" w:fill="EDEDED"/>
-          </w:tcPr>
-          <w:p>
-            <w:pPr>
-              <w:jc w:val="both"/>
-              <w:rPr>
-                <w:rFonts w:ascii="Times New Roman" w:hAnsi="Times New Roman" w:cs="Times New Roman"/>
-                <w:lang w:val="tr-TR"/>
-              </w:rPr>
-            </w:pPr>
-            <w:r>
-              <w:rPr>
-                <w:rFonts w:ascii="Times New Roman" w:hAnsi="Times New Roman" w:cs="Times New Roman"/>
-                <w:lang w:val="tr-TR"/>
-              </w:rPr>
-              <w:t xml:space="preserve">GÖRSEL ALANI (Shutterstock)</w:t>
-            </w:r>
-          </w:p>
-          <w:p>
-            <w:pPr>
-              <w:jc w:val="both"/>
-              <w:rPr>
-                <w:rFonts w:ascii="Times New Roman" w:hAnsi="Times New Roman" w:cs="Times New Roman"/>
-                <w:lang w:val="tr-TR"/>
-              </w:rPr>
-            </w:pPr>
-            <w:r>
-              <w:rPr>
-                <w:rFonts w:ascii="Times New Roman" w:hAnsi="Times New Roman" w:cs="Times New Roman"/>
-                <w:lang w:val="tr-TR"/>
-              </w:rPr>
-              <w:t xml:space="preserve">Tarif: Karla kaplı bir otoparkta şarj istasyonuna bağlı elektrikli otomobil; kablo ve şarj ünitesi görünsün. Marka, logo ve plaka görünmesin.</w:t>
-            </w:r>
-          </w:p>
-          <w:p>
-            <w:pPr>
-              <w:jc w:val="both"/>
-              <w:rPr>
-                <w:rFonts w:ascii="Times New Roman" w:hAnsi="Times New Roman" w:cs="Times New Roman"/>
-                <w:lang w:val="tr-TR"/>
-              </w:rPr>
-            </w:pPr>
-            <w:r>
-              <w:rPr>
-                <w:rFonts w:ascii="Times New Roman" w:hAnsi="Times New Roman" w:cs="Times New Roman"/>
-                <w:lang w:val="tr-TR"/>
-              </w:rPr>
-              <w:t xml:space="preserve">Shutter ID: 2729172997 (fotoğraf) — Electric car covered in snow charging</w:t>
-            </w:r>
-          </w:p>
-        </w:tc>
-      </w:tr>
-    </w:tbl>
-    <w:p>
-      <w:pPr>
-        <w:jc w:val="both"/>
-        <w:rPr>
-          <w:rFonts w:ascii="Times New Roman" w:hAnsi="Times New Roman" w:cs="Times New Roman"/>
-          <w:lang w:val="tr-TR"/>
-        </w:rPr>
-      </w:pPr>
+      </w:pPr>
+      <w:r>
+        <w:drawing>
+          <wp:inline xmlns:a="http://schemas.openxmlformats.org/drawingml/2006/main" xmlns:pic="http://schemas.openxmlformats.org/drawingml/2006/picture">
+            <wp:extent cx="3430127" cy="2520000"/>
+            <wp:docPr id="900013" name="Picture 900013"/>
+            <wp:cNvGraphicFramePr>
+              <a:graphicFrameLocks noChangeAspect="1"/>
+            </wp:cNvGraphicFramePr>
+            <a:graphic>
+              <a:graphicData uri="http://schemas.openxmlformats.org/drawingml/2006/picture">
+                <pic:pic>
+                  <pic:nvPicPr>
+                    <pic:cNvPr id="0" name="2729172997_d.jpg"/>
+                    <pic:cNvPicPr/>
+                  </pic:nvPicPr>
+                  <pic:blipFill>
+                    <a:blip r:embed="rId11"/>
+                    <a:stretch>
+                      <a:fillRect/>
+                    </a:stretch>
+                  </pic:blipFill>
+                  <pic:spPr>
+                    <a:xfrm>
+                      <a:off x="0" y="0"/>
+                      <a:ext cx="3430127" cy="2520000"/>
+                    </a:xfrm>
+                    <a:prstGeom prst="rect"/>
+                  </pic:spPr>
+                </pic:pic>
+              </a:graphicData>
+            </a:graphic>
+          </wp:inline>
+        </w:drawing>
+      </w:r>
+    </w:p>
+    <w:p>
+      <w:pPr>
+        <w:jc w:val="center"/>
+      </w:pPr>
+      <w:r>
+        <w:rPr>
+          <w:rFonts w:ascii="Times New Roman" w:hAnsi="Times New Roman" w:cs="Times New Roman"/>
+          <w:b/>
+          <w:bCs/>
+          <w:highlight w:val="yellow"/>
+          <w:lang w:val="tr-TR"/>
+        </w:rPr>
+        <w:t xml:space="preserve">Shutter id: 2729172997</w:t>
+      </w:r>
     </w:p>
     <w:p>
       <w:pPr>
@@ -6986,85 +6960,59 @@
         <w:t xml:space="preserve">Lityum iyon piller cep telefonlarından elektrikli araçlara, insansız hava araçlarından askerî haberleşme cihazlarına kadar pek çok alanda kullanılmaktadır. Bu nedenle pil teknolojisi, ülkelerin enerji ve savunma alanlarında dışa bağımlılığını azaltmak için stratejik öneme sahiptir. Türkiye’de savunma sanayisine uzun yıllardır pil ve batarya üreten ASPİLSAN Enerji, Kayseri’de kurduğu ve Türkiye’nin ilk lityum iyon pil hücresi üretim tesisi olan fabrikada 2022 yılında silindirik lityum iyon pil hücrelerinin seri üretimine başlamıştır (aşağıdaki görsel). Yerli hücre üretimi; savunma sanayisi, elektrikli araçlar ve enerji depolama sistemleri gibi alanlarda ihtiyaç duyulan pillerin yurt içinde üretilmesine katkı sağlamaktadır. Ülkemizin bor gibi zengin maden kaynaklarının ve yetişmiş insan gücünün yeni nesil pil teknolojilerinde değerlendirilmesi, Türkiye’nin kalkınmasına ve bağımsızlığını güçlendirmesine destek olacaktır.</w:t>
       </w:r>
     </w:p>
-    <w:tbl>
-      <w:tblPr>
-        <w:tblW w:w="9000" w:type="dxa"/>
+    <w:p>
+      <w:pPr>
         <w:jc w:val="center"/>
-        <w:tblBorders>
-          <w:top w:val="single" w:sz="8" w:space="0" w:color="7F7F7F"/>
-          <w:left w:val="single" w:sz="8" w:space="0" w:color="7F7F7F"/>
-          <w:bottom w:val="single" w:sz="8" w:space="0" w:color="7F7F7F"/>
-          <w:right w:val="single" w:sz="8" w:space="0" w:color="7F7F7F"/>
-        </w:tblBorders>
-      </w:tblPr>
-      <w:tblGrid>
-        <w:gridCol w:w="9000"/>
-      </w:tblGrid>
-      <w:tr>
-        <w:tc>
-          <w:tcPr>
-            <w:tcW w:w="9000" w:type="dxa"/>
-            <w:shd w:val="clear" w:color="auto" w:fill="EDEDED"/>
-          </w:tcPr>
-          <w:p>
-            <w:pPr>
-              <w:jc w:val="both"/>
-              <w:rPr>
-                <w:rFonts w:ascii="Times New Roman" w:hAnsi="Times New Roman" w:cs="Times New Roman"/>
-                <w:lang w:val="tr-TR"/>
-              </w:rPr>
-            </w:pPr>
-            <w:r>
-              <w:rPr>
-                <w:rFonts w:ascii="Times New Roman" w:hAnsi="Times New Roman" w:cs="Times New Roman"/>
-                <w:lang w:val="tr-TR"/>
-              </w:rPr>
-              <w:t xml:space="preserve">GÖRSEL ALANI (Shutterstock)</w:t>
-            </w:r>
-          </w:p>
-          <w:p>
-            <w:pPr>
-              <w:jc w:val="both"/>
-              <w:rPr>
-                <w:rFonts w:ascii="Times New Roman" w:hAnsi="Times New Roman" w:cs="Times New Roman"/>
-                <w:lang w:val="tr-TR"/>
-              </w:rPr>
-            </w:pPr>
-            <w:r>
-              <w:rPr>
-                <w:rFonts w:ascii="Times New Roman" w:hAnsi="Times New Roman" w:cs="Times New Roman"/>
-                <w:lang w:val="tr-TR"/>
-              </w:rPr>
-              <w:t xml:space="preserve">Tarif: Fabrika ortamında bant üzerinde ilerleyen silindirik lityum iyon pil hücreleri; koruyucu kıyafetli bir teknisyen. Marka ve logo görünmesin.</w:t>
-            </w:r>
-          </w:p>
-          <w:p>
-            <w:pPr>
-              <w:jc w:val="both"/>
-              <w:rPr>
-                <w:rFonts w:ascii="Times New Roman" w:hAnsi="Times New Roman" w:cs="Times New Roman"/>
-                <w:lang w:val="tr-TR"/>
-              </w:rPr>
-            </w:pPr>
-            <w:r>
-              <w:rPr>
-                <w:rFonts w:ascii="Times New Roman" w:hAnsi="Times New Roman" w:cs="Times New Roman"/>
-                <w:lang w:val="tr-TR"/>
-              </w:rPr>
-              <w:t xml:space="preserve">Shutter ID: 2359911527 (fotoğraf) — EV battery production factory, battery cells close-up</w:t>
-            </w:r>
-          </w:p>
-        </w:tc>
-      </w:tr>
-    </w:tbl>
-    <w:p>
-      <w:pPr>
-        <w:jc w:val="both"/>
-        <w:rPr>
-          <w:rFonts w:ascii="Times New Roman" w:hAnsi="Times New Roman" w:cs="Times New Roman"/>
-          <w:lang w:val="tr-TR"/>
-        </w:rPr>
-      </w:pPr>
+      </w:pPr>
+      <w:r>
+        <w:drawing>
+          <wp:inline xmlns:a="http://schemas.openxmlformats.org/drawingml/2006/main" xmlns:pic="http://schemas.openxmlformats.org/drawingml/2006/picture">
+            <wp:extent cx="4004237" cy="2520000"/>
+            <wp:docPr id="900014" name="Picture 900014"/>
+            <wp:cNvGraphicFramePr>
+              <a:graphicFrameLocks noChangeAspect="1"/>
+            </wp:cNvGraphicFramePr>
+            <a:graphic>
+              <a:graphicData uri="http://schemas.openxmlformats.org/drawingml/2006/picture">
+                <pic:pic>
+                  <pic:nvPicPr>
+                    <pic:cNvPr id="0" name="2359911527_d.jpg"/>
+                    <pic:cNvPicPr/>
+                  </pic:nvPicPr>
+                  <pic:blipFill>
+                    <a:blip r:embed="rId12"/>
+                    <a:stretch>
+                      <a:fillRect/>
+                    </a:stretch>
+                  </pic:blipFill>
+                  <pic:spPr>
+                    <a:xfrm>
+                      <a:off x="0" y="0"/>
+                      <a:ext cx="4004237" cy="2520000"/>
+                    </a:xfrm>
+                    <a:prstGeom prst="rect"/>
+                  </pic:spPr>
+                </pic:pic>
+              </a:graphicData>
+            </a:graphic>
+          </wp:inline>
+        </w:drawing>
+      </w:r>
+    </w:p>
+    <w:p>
+      <w:pPr>
+        <w:jc w:val="center"/>
+      </w:pPr>
+      <w:r>
+        <w:rPr>
+          <w:rFonts w:ascii="Times New Roman" w:hAnsi="Times New Roman" w:cs="Times New Roman"/>
+          <w:b/>
+          <w:bCs/>
+          <w:highlight w:val="yellow"/>
+          <w:lang w:val="tr-TR"/>
+        </w:rPr>
+        <w:t xml:space="preserve">Shutter id: 2359911527</w:t>
+      </w:r>
     </w:p>
     <w:p>
       <w:pPr>

--- a/Kim12-1-5-Hucre-Potansiyelini-Etkileyen-Faktorler.docx
+++ b/Kim12-1-5-Hucre-Potansiyelini-Etkileyen-Faktorler.docx
@@ -36,88 +36,198 @@
           <w:rFonts w:ascii="Times New Roman" w:hAnsi="Times New Roman" w:cs="Times New Roman"/>
           <w:lang w:val="tr-TR"/>
         </w:rPr>
-        <w:t xml:space="preserve">Fosil yakıt tüketimini ve egzoz gazlarından kaynaklanan hava kirliliğini azaltmak için elektrikli araçların kullanımı her geçen yıl artmaktadır. Elektrikli araç kullanıcıları, soğuk kış günlerinde aracın tek şarjla gidebildiği mesafenin yaz aylarına göre kısaldığını fark eder (Görsel A). Soğuk bir günde dışarıda kalan telefonun şarjı yeterli görünse bile birden kapanabilir. Uzun süre kullanılan bir pilin gerilimi de giderek düşer. Bir bataryanın ömrünü ve performansını hangi faktörler etkiliyor olabilir? Elektrot olarak kullanılan maddeler, çözeltilerin derişimi ya da sıcaklık değiştiğinde bir galvanik hücrenin potansiyeli nasıl değişir? Bu değişimler, çevreye daha az zarar veren ve daha uzun ömürlü pillerin tasarlanmasında nasıl kullanılabilir? Bu soruların cevabını bir etkinlik yaparak keşfediniz.</w:t>
-      </w:r>
-    </w:p>
-    <w:p>
-      <w:pPr>
+        <w:t xml:space="preserve">Fosil yakıt tüketimini ve egzoz gazlarından kaynaklanan hava kirliliğini azaltmak için elektrikli araçların kullanımı her geçen yıl artmaktadır. Elektrikli araç kullanıcıları, soğuk kış günlerinde aracın tek şarjla gidebildiği mesafenin yaz aylarına göre kısaldığını fark eder (Görsel A). Soğuk bir günde dışarıda kalan telefonun şarjı yeterli görünse bile birden kapanabilir (Görsel B). Uzun süre kullanılan bir pilin gerilimi de giderek düşer. Bir bataryanın ömrünü ve performansını hangi faktörler etkiliyor olabilir? Elektrot olarak kullanılan maddeler, çözeltilerin derişimi ya da sıcaklık değiştiğinde bir galvanik hücrenin potansiyeli nasıl değişir? Bu değişimler, çevreye daha az zarar veren ve daha uzun ömürlü pillerin tasarlanmasında nasıl kullanılabilir? Bu soruların cevabını bir etkinlik yaparak keşfediniz.</w:t>
+      </w:r>
+    </w:p>
+    <w:tbl>
+      <w:tblPr>
+        <w:tblW w:w="9000" w:type="dxa"/>
         <w:jc w:val="center"/>
-      </w:pPr>
-      <w:r>
-        <w:drawing>
-          <wp:inline xmlns:a="http://schemas.openxmlformats.org/drawingml/2006/main" xmlns:pic="http://schemas.openxmlformats.org/drawingml/2006/picture">
-            <wp:extent cx="3430127" cy="2520000"/>
-            <wp:docPr id="900013" name="Picture 900013"/>
-            <wp:cNvGraphicFramePr>
-              <a:graphicFrameLocks noChangeAspect="1"/>
-            </wp:cNvGraphicFramePr>
-            <a:graphic>
-              <a:graphicData uri="http://schemas.openxmlformats.org/drawingml/2006/picture">
-                <pic:pic>
-                  <pic:nvPicPr>
-                    <pic:cNvPr id="0" name="2729172997_d.jpg"/>
-                    <pic:cNvPicPr/>
-                  </pic:nvPicPr>
-                  <pic:blipFill>
-                    <a:blip r:embed="rId11"/>
-                    <a:stretch>
-                      <a:fillRect/>
-                    </a:stretch>
-                  </pic:blipFill>
-                  <pic:spPr>
-                    <a:xfrm>
-                      <a:off x="0" y="0"/>
-                      <a:ext cx="3430127" cy="2520000"/>
-                    </a:xfrm>
-                    <a:prstGeom prst="rect"/>
-                  </pic:spPr>
-                </pic:pic>
-              </a:graphicData>
-            </a:graphic>
-          </wp:inline>
-        </w:drawing>
-      </w:r>
-    </w:p>
-    <w:p>
-      <w:pPr>
-        <w:jc w:val="center"/>
-      </w:pPr>
-      <w:r>
-        <w:rPr>
-          <w:rFonts w:ascii="Times New Roman" w:hAnsi="Times New Roman" w:cs="Times New Roman"/>
-          <w:b/>
-          <w:bCs/>
-          <w:highlight w:val="yellow"/>
-          <w:lang w:val="tr-TR"/>
-        </w:rPr>
-        <w:t xml:space="preserve">Shutter id: 2729172997</w:t>
-      </w:r>
-    </w:p>
-    <w:p>
-      <w:pPr>
-        <w:jc w:val="center"/>
-        <w:rPr>
-          <w:rFonts w:ascii="Times New Roman" w:hAnsi="Times New Roman" w:cs="Times New Roman"/>
-          <w:lang w:val="tr-TR"/>
-        </w:rPr>
-      </w:pPr>
-      <w:r>
-        <w:rPr>
-          <w:rFonts w:ascii="Times New Roman" w:hAnsi="Times New Roman" w:cs="Times New Roman"/>
-          <w:b/>
-          <w:bCs/>
-          <w:lang w:val="tr-TR"/>
-        </w:rPr>
-        <w:t xml:space="preserve">Görsel A:</w:t>
-      </w:r>
-      <w:r>
-        <w:rPr>
-          <w:rFonts w:ascii="Times New Roman" w:hAnsi="Times New Roman" w:cs="Times New Roman"/>
-          <w:lang w:val="tr-TR"/>
-        </w:rPr>
-        <w:t xml:space="preserve"> Karlı bir havada şarj olan elektrikli araç</w:t>
-      </w:r>
-    </w:p>
+        <w:tblBorders>
+          <w:top w:val="nil"/>
+          <w:left w:val="nil"/>
+          <w:bottom w:val="nil"/>
+          <w:right w:val="nil"/>
+          <w:insideH w:val="nil"/>
+          <w:insideV w:val="nil"/>
+        </w:tblBorders>
+        <w:tblLayout w:type="fixed"/>
+      </w:tblPr>
+      <w:tblGrid>
+        <w:gridCol w:w="4500"/>
+        <w:gridCol w:w="4500"/>
+      </w:tblGrid>
+      <w:tr>
+        <w:tc>
+          <w:tcPr>
+            <w:tcW w:w="4500" w:type="dxa"/>
+          </w:tcPr>
+          <w:p>
+            <w:pPr>
+              <w:jc w:val="center"/>
+            </w:pPr>
+            <w:r>
+              <w:drawing>
+                <wp:inline xmlns:a="http://schemas.openxmlformats.org/drawingml/2006/main" xmlns:pic="http://schemas.openxmlformats.org/drawingml/2006/picture">
+                  <wp:extent cx="2628000" cy="1930704"/>
+                  <wp:docPr id="900013" name="Picture 900013"/>
+                  <wp:cNvGraphicFramePr>
+                    <a:graphicFrameLocks noChangeAspect="1"/>
+                  </wp:cNvGraphicFramePr>
+                  <a:graphic>
+                    <a:graphicData uri="http://schemas.openxmlformats.org/drawingml/2006/picture">
+                      <pic:pic>
+                        <pic:nvPicPr>
+                          <pic:cNvPr id="0" name="2729172997_d.jpg"/>
+                          <pic:cNvPicPr/>
+                        </pic:nvPicPr>
+                        <pic:blipFill>
+                          <a:blip r:embed="rId11"/>
+                          <a:stretch>
+                            <a:fillRect/>
+                          </a:stretch>
+                        </pic:blipFill>
+                        <pic:spPr>
+                          <a:xfrm>
+                            <a:off x="0" y="0"/>
+                            <a:ext cx="2628000" cy="1930704"/>
+                          </a:xfrm>
+                          <a:prstGeom prst="rect"/>
+                        </pic:spPr>
+                      </pic:pic>
+                    </a:graphicData>
+                  </a:graphic>
+                </wp:inline>
+              </w:drawing>
+            </w:r>
+          </w:p>
+          <w:p>
+            <w:pPr>
+              <w:jc w:val="center"/>
+            </w:pPr>
+            <w:r>
+              <w:rPr>
+                <w:rFonts w:ascii="Times New Roman" w:hAnsi="Times New Roman" w:cs="Times New Roman"/>
+                <w:b/>
+                <w:bCs/>
+                <w:highlight w:val="yellow"/>
+                <w:lang w:val="tr-TR"/>
+              </w:rPr>
+              <w:t xml:space="preserve">Shutter id: 2729172997</w:t>
+            </w:r>
+          </w:p>
+          <w:p>
+            <w:pPr>
+              <w:jc w:val="center"/>
+              <w:rPr>
+                <w:rFonts w:ascii="Times New Roman" w:hAnsi="Times New Roman" w:cs="Times New Roman"/>
+                <w:lang w:val="tr-TR"/>
+              </w:rPr>
+            </w:pPr>
+            <w:r>
+              <w:rPr>
+                <w:rFonts w:ascii="Times New Roman" w:hAnsi="Times New Roman" w:cs="Times New Roman"/>
+                <w:b/>
+                <w:bCs/>
+                <w:lang w:val="tr-TR"/>
+              </w:rPr>
+              <w:t xml:space="preserve">Görsel A:</w:t>
+            </w:r>
+            <w:r>
+              <w:rPr>
+                <w:rFonts w:ascii="Times New Roman" w:hAnsi="Times New Roman" w:cs="Times New Roman"/>
+                <w:lang w:val="tr-TR"/>
+              </w:rPr>
+              <w:t xml:space="preserve"> Karlı bir havada şarj olan elektrikli araç</w:t>
+            </w:r>
+          </w:p>
+        </w:tc>
+        <w:tc>
+          <w:tcPr>
+            <w:tcW w:w="4500" w:type="dxa"/>
+          </w:tcPr>
+          <w:p>
+            <w:pPr>
+              <w:jc w:val="center"/>
+            </w:pPr>
+            <w:r>
+              <w:drawing>
+                <wp:inline xmlns:a="http://schemas.openxmlformats.org/drawingml/2006/main" xmlns:pic="http://schemas.openxmlformats.org/drawingml/2006/picture">
+                  <wp:extent cx="2628000" cy="1930704"/>
+                  <wp:docPr id="900015" name="Picture 900015"/>
+                  <wp:cNvGraphicFramePr>
+                    <a:graphicFrameLocks noChangeAspect="1"/>
+                  </wp:cNvGraphicFramePr>
+                  <a:graphic>
+                    <a:graphicData uri="http://schemas.openxmlformats.org/drawingml/2006/picture">
+                      <pic:pic>
+                        <pic:nvPicPr>
+                          <pic:cNvPr id="0" name="2252725243_d.jpg"/>
+                          <pic:cNvPicPr/>
+                        </pic:nvPicPr>
+                        <pic:blipFill>
+                          <a:blip r:embed="rId13"/>
+                          <a:stretch>
+                            <a:fillRect/>
+                          </a:stretch>
+                        </pic:blipFill>
+                        <pic:spPr>
+                          <a:xfrm>
+                            <a:off x="0" y="0"/>
+                            <a:ext cx="2628000" cy="1930704"/>
+                          </a:xfrm>
+                          <a:prstGeom prst="rect"/>
+                        </pic:spPr>
+                      </pic:pic>
+                    </a:graphicData>
+                  </a:graphic>
+                </wp:inline>
+              </w:drawing>
+            </w:r>
+          </w:p>
+          <w:p>
+            <w:pPr>
+              <w:jc w:val="center"/>
+            </w:pPr>
+            <w:r>
+              <w:rPr>
+                <w:rFonts w:ascii="Times New Roman" w:hAnsi="Times New Roman" w:cs="Times New Roman"/>
+                <w:b/>
+                <w:bCs/>
+                <w:highlight w:val="yellow"/>
+                <w:lang w:val="tr-TR"/>
+              </w:rPr>
+              <w:t xml:space="preserve">Shutter id: 2252725243</w:t>
+            </w:r>
+          </w:p>
+          <w:p>
+            <w:pPr>
+              <w:jc w:val="center"/>
+              <w:rPr>
+                <w:rFonts w:ascii="Times New Roman" w:hAnsi="Times New Roman" w:cs="Times New Roman"/>
+                <w:lang w:val="tr-TR"/>
+              </w:rPr>
+            </w:pPr>
+            <w:r>
+              <w:rPr>
+                <w:rFonts w:ascii="Times New Roman" w:hAnsi="Times New Roman" w:cs="Times New Roman"/>
+                <w:b/>
+                <w:bCs/>
+                <w:lang w:val="tr-TR"/>
+              </w:rPr>
+              <w:t xml:space="preserve">Görsel B:</w:t>
+            </w:r>
+            <w:r>
+              <w:rPr>
+                <w:rFonts w:ascii="Times New Roman" w:hAnsi="Times New Roman" w:cs="Times New Roman"/>
+                <w:lang w:val="tr-TR"/>
+              </w:rPr>
+              <w:t xml:space="preserve"> Soğuk havada şarjı hızla azalan telefon</w:t>
+            </w:r>
+          </w:p>
+        </w:tc>
+      </w:tr>
+    </w:tbl>
     <w:p>
       <w:pPr>
         <w:jc w:val="both"/>
